--- a/Culture Exchange Website.docx
+++ b/Culture Exchange Website.docx
@@ -17,81 +17,41 @@
           <w:sz w:val="56"/>
           <w:szCs w:val="56"/>
         </w:rPr>
-        <w:t>Capstone</w:t>
-      </w:r>
-      <w:r>
-        <w:rPr>
-          <w:b/>
+        <w:t>Capstone – COMP3059 Sprint 1</w:t>
+      </w:r>
+    </w:p>
+    <w:p>
+      <w:pPr>
+        <w:jc w:val="center"/>
+        <w:rPr>
           <w:sz w:val="56"/>
           <w:szCs w:val="56"/>
         </w:rPr>
-        <w:t xml:space="preserve"> – COMP</w:t>
-      </w:r>
-      <w:r>
-        <w:rPr>
-          <w:b/>
+      </w:pPr>
+    </w:p>
+    <w:p>
+      <w:pPr>
+        <w:jc w:val="center"/>
+        <w:rPr>
           <w:sz w:val="56"/>
           <w:szCs w:val="56"/>
         </w:rPr>
-        <w:t>3059</w:t>
-      </w:r>
-      <w:r>
-        <w:rPr>
-          <w:b/>
+      </w:pPr>
+      <w:r>
+        <w:rPr>
           <w:sz w:val="56"/>
           <w:szCs w:val="56"/>
         </w:rPr>
-        <w:t xml:space="preserve"> </w:t>
-      </w:r>
-      <w:r>
-        <w:rPr>
-          <w:b/>
+        <w:t>Culture Exchange Website</w:t>
+      </w:r>
+    </w:p>
+    <w:p>
+      <w:pPr>
+        <w:jc w:val="center"/>
+        <w:rPr>
           <w:sz w:val="56"/>
           <w:szCs w:val="56"/>
         </w:rPr>
-        <w:t>Sprint</w:t>
-      </w:r>
-      <w:r>
-        <w:rPr>
-          <w:b/>
-          <w:sz w:val="56"/>
-          <w:szCs w:val="56"/>
-        </w:rPr>
-        <w:t xml:space="preserve"> 1</w:t>
-      </w:r>
-    </w:p>
-    <w:p>
-      <w:pPr>
-        <w:jc w:val="center"/>
-        <w:rPr>
-          <w:sz w:val="56"/>
-          <w:szCs w:val="56"/>
-        </w:rPr>
-      </w:pPr>
-    </w:p>
-    <w:p>
-      <w:pPr>
-        <w:jc w:val="center"/>
-        <w:rPr>
-          <w:sz w:val="56"/>
-          <w:szCs w:val="56"/>
-        </w:rPr>
-      </w:pPr>
-      <w:r>
-        <w:rPr>
-          <w:sz w:val="56"/>
-          <w:szCs w:val="56"/>
-        </w:rPr>
-        <w:t>Culture Exchange Website</w:t>
-      </w:r>
-    </w:p>
-    <w:p>
-      <w:pPr>
-        <w:jc w:val="center"/>
-        <w:rPr>
-          <w:sz w:val="56"/>
-          <w:szCs w:val="56"/>
-        </w:rPr>
       </w:pPr>
     </w:p>
     <w:p>
@@ -366,28 +326,7 @@
           <w:sz w:val="24"/>
           <w:szCs w:val="24"/>
         </w:rPr>
-        <w:t>C</w:t>
-      </w:r>
-      <w:r>
-        <w:rPr>
-          <w:sz w:val="24"/>
-          <w:szCs w:val="24"/>
-        </w:rPr>
-        <w:t>reat</w:t>
-      </w:r>
-      <w:r>
-        <w:rPr>
-          <w:sz w:val="24"/>
-          <w:szCs w:val="24"/>
-        </w:rPr>
-        <w:t>e</w:t>
-      </w:r>
-      <w:r>
-        <w:rPr>
-          <w:sz w:val="24"/>
-          <w:szCs w:val="24"/>
-        </w:rPr>
-        <w:t xml:space="preserve"> a social media platform in the form of a culture forum for people across the world to connect with each other.</w:t>
+        <w:t>Create a social media platform in the form of a culture forum for people across the world to connect with each other.</w:t>
       </w:r>
     </w:p>
     <w:p>
@@ -468,14 +407,7 @@
           <w:sz w:val="24"/>
           <w:szCs w:val="24"/>
         </w:rPr>
-        <w:t>5. Event Calendar</w:t>
-      </w:r>
-      <w:r>
-        <w:rPr>
-          <w:sz w:val="24"/>
-          <w:szCs w:val="24"/>
-        </w:rPr>
-        <w:t xml:space="preserve"> in user’s personal page</w:t>
+        <w:t>5. Event Calendar in user’s personal page</w:t>
       </w:r>
       <w:r>
         <w:rPr>
@@ -533,84 +465,54 @@
           <w:szCs w:val="24"/>
         </w:rPr>
         <w:tab/>
-        <w:t xml:space="preserve">Has the ability to log in and access their accounts online. The online </w:t>
-      </w:r>
-      <w:r>
-        <w:rPr>
-          <w:sz w:val="24"/>
-          <w:szCs w:val="24"/>
-        </w:rPr>
-        <w:t>personal profile</w:t>
-      </w:r>
-      <w:r>
-        <w:rPr>
-          <w:sz w:val="24"/>
-          <w:szCs w:val="24"/>
-        </w:rPr>
-        <w:t xml:space="preserve"> is to provide personal information, </w:t>
-      </w:r>
-      <w:r>
-        <w:rPr>
-          <w:sz w:val="24"/>
-          <w:szCs w:val="24"/>
-        </w:rPr>
-        <w:t>the culture or language that they interested in</w:t>
-      </w:r>
-      <w:r>
-        <w:rPr>
-          <w:sz w:val="24"/>
-          <w:szCs w:val="24"/>
-        </w:rPr>
-        <w:t xml:space="preserve">, and </w:t>
-      </w:r>
-      <w:r>
-        <w:rPr>
-          <w:sz w:val="24"/>
-          <w:szCs w:val="24"/>
-        </w:rPr>
-        <w:t>their personal event calendar</w:t>
-      </w:r>
-      <w:r>
-        <w:rPr>
-          <w:sz w:val="24"/>
-          <w:szCs w:val="24"/>
-        </w:rPr>
-        <w:t>.</w:t>
-      </w:r>
-      <w:r>
-        <w:rPr>
-          <w:sz w:val="24"/>
-          <w:szCs w:val="24"/>
-        </w:rPr>
-        <w:t xml:space="preserve"> </w:t>
-      </w:r>
-      <w:r>
-        <w:rPr>
-          <w:sz w:val="24"/>
-          <w:szCs w:val="24"/>
-        </w:rPr>
-        <w:t>Can change certain personal information such as address, phone number</w:t>
-      </w:r>
-      <w:r>
-        <w:rPr>
-          <w:sz w:val="24"/>
-          <w:szCs w:val="24"/>
-        </w:rPr>
-        <w:t xml:space="preserve"> etc</w:t>
-      </w:r>
-      <w:r>
-        <w:rPr>
-          <w:sz w:val="24"/>
-          <w:szCs w:val="24"/>
-        </w:rPr>
-        <w:t xml:space="preserve">. </w:t>
-      </w:r>
-      <w:r>
-        <w:rPr>
-          <w:sz w:val="24"/>
-          <w:szCs w:val="24"/>
-        </w:rPr>
-        <w:t xml:space="preserve">Want to be able to view other’s comment in culture forum as well as leave theirs. Can launch a social event based on the culture exchange topic such as Festivals, local food tasting and table conversation.   </w:t>
+      </w:r>
+      <w:proofErr w:type="gramStart"/>
+      <w:r>
+        <w:rPr>
+          <w:sz w:val="24"/>
+          <w:szCs w:val="24"/>
+        </w:rPr>
+        <w:t>Has the ability to</w:t>
+      </w:r>
+      <w:proofErr w:type="gramEnd"/>
+      <w:r>
+        <w:rPr>
+          <w:sz w:val="24"/>
+          <w:szCs w:val="24"/>
+        </w:rPr>
+        <w:t xml:space="preserve"> log in and access their accounts online. The online personal profile is to provide personal information, the culture or language that they interested in, and their personal event calendar. Can change certain personal information such as address, phone number etc. Want to be able to view other’s comment in culture forum as well as leave theirs. Can launch a social event based on the culture exchange topic such as Festivals, local food tasting and table conversation.   </w:t>
+      </w:r>
+    </w:p>
+    <w:p>
+      <w:pPr>
+        <w:rPr>
+          <w:b/>
+          <w:sz w:val="24"/>
+          <w:szCs w:val="24"/>
+        </w:rPr>
+      </w:pPr>
+      <w:r>
+        <w:rPr>
+          <w:b/>
+          <w:sz w:val="24"/>
+          <w:szCs w:val="24"/>
+        </w:rPr>
+        <w:t>Developer:</w:t>
+      </w:r>
+    </w:p>
+    <w:p>
+      <w:pPr>
+        <w:rPr>
+          <w:sz w:val="24"/>
+          <w:szCs w:val="24"/>
+        </w:rPr>
+      </w:pPr>
+      <w:r>
+        <w:rPr>
+          <w:sz w:val="24"/>
+          <w:szCs w:val="24"/>
+        </w:rPr>
+        <w:tab/>
       </w:r>
     </w:p>
     <w:p>
@@ -665,61 +567,55 @@
           <w:sz w:val="24"/>
           <w:szCs w:val="24"/>
         </w:rPr>
-        <w:t>Her typical day starts with waking up really early to make breakfast for her and her child. She then takes her child to the daycare, then heads to the gym to spend an hour there before she starts her job at the used car lot. After her day shift she starts seeking out potential clients and investors for her personal business creating, selling and providing adequate quantities of hair product from her home. Her evening consists of picking her child up from daycare to bring them to ballet, after which she heads home with her child to make dinner, help her child with homework, and get herself, and her child, ready for bed.</w:t>
-      </w:r>
-    </w:p>
-    <w:p>
-      <w:pPr>
-        <w:rPr>
-          <w:sz w:val="24"/>
-          <w:szCs w:val="24"/>
-        </w:rPr>
-      </w:pPr>
-      <w:r>
-        <w:rPr>
-          <w:sz w:val="24"/>
-          <w:szCs w:val="24"/>
-        </w:rPr>
-        <w:t xml:space="preserve">After having a nice dinner in a Chinese dumpling restaurant in China town, she became to be very interested in the story of dumpling such as the process of cooking, the history of it and the </w:t>
-      </w:r>
+        <w:t xml:space="preserve">Her typical day starts with waking up </w:t>
+      </w:r>
+      <w:proofErr w:type="gramStart"/>
+      <w:r>
+        <w:rPr>
+          <w:sz w:val="24"/>
+          <w:szCs w:val="24"/>
+        </w:rPr>
+        <w:t>really early</w:t>
+      </w:r>
+      <w:proofErr w:type="gramEnd"/>
+      <w:r>
+        <w:rPr>
+          <w:sz w:val="24"/>
+          <w:szCs w:val="24"/>
+        </w:rPr>
+        <w:t xml:space="preserve"> to make breakfast for her and her child. She then takes her child to the daycare, then heads to the gym to spend an hour there before she starts her job at the used car lot. After her day shift she starts seeking out potential clients and investors for her personal business creating, selling and providing adequate quantities of hair product from her home. Her evening consists of picking her child up from daycare to bring them to ballet, after which she heads home with her child to make dinner, help her child with homework, and get herself, and her child, ready for bed.</w:t>
+      </w:r>
+    </w:p>
+    <w:p>
+      <w:pPr>
+        <w:rPr>
+          <w:sz w:val="24"/>
+          <w:szCs w:val="24"/>
+        </w:rPr>
+      </w:pPr>
       <w:r>
         <w:rPr>
           <w:sz w:val="24"/>
           <w:szCs w:val="24"/>
         </w:rPr>
         <w:lastRenderedPageBreak/>
-        <w:t xml:space="preserve">story behind. She started searching relative information about dumpling and looking for some native people who know how to cook. </w:t>
-      </w:r>
-    </w:p>
-    <w:p/>
-    <w:p>
-      <w:r>
-        <w:t xml:space="preserve">As a user, </w:t>
-      </w:r>
-      <w:r>
-        <w:t xml:space="preserve">when I access an event page, want to know the event host’s background and the event’s detail. </w:t>
-      </w:r>
-    </w:p>
-    <w:p>
-      <w:r>
-        <w:t xml:space="preserve">As a user, I want to view </w:t>
-      </w:r>
-      <w:r>
-        <w:t>another</w:t>
-      </w:r>
-      <w:r>
-        <w:t xml:space="preserve"> user’s profile by clicking their name in forum.</w:t>
-      </w:r>
-    </w:p>
-    <w:p>
-      <w:r>
-        <w:t xml:space="preserve">As a user, </w:t>
-      </w:r>
-      <w:r>
-        <w:t xml:space="preserve">I expect to see a lot of vivid picture relative to the article so that I will understand </w:t>
-      </w:r>
-      <w:r>
-        <w:t>the content more efficiently.</w:t>
+        <w:t xml:space="preserve">After having a nice dinner in a Chinese dumpling restaurant in China town, she became to be very interested in the story of dumpling such as the process of cooking, the history of it and the story behind. She started searching relative information about dumpling and looking for some native people who know how to cook. </w:t>
+      </w:r>
+    </w:p>
+    <w:p/>
+    <w:p>
+      <w:r>
+        <w:t xml:space="preserve">As a user, when I access an event page, want to know the event host’s background and the event’s detail. </w:t>
+      </w:r>
+    </w:p>
+    <w:p>
+      <w:r>
+        <w:t>As a user, I want to view another user’s profile by clicking their name in forum.</w:t>
+      </w:r>
+    </w:p>
+    <w:p>
+      <w:r>
+        <w:t>As a user, I expect to see a lot of vivid picture relative to the article so that I will understand the content more efficiently.</w:t>
       </w:r>
     </w:p>
     <w:p>
@@ -758,9 +654,9 @@
       <w:hyperlink r:id="rId5" w:tooltip="or" w:history="1">
         <w:r>
           <w:rPr>
+            <w:rStyle w:val="Hyperlink"/>
             <w:rFonts w:ascii="inherit" w:hAnsi="inherit"/>
             <w:color w:val="012F6E"/>
-            <w:u w:val="single"/>
             <w:bdr w:val="none" w:sz="0" w:space="0" w:color="auto" w:frame="1"/>
             <w:lang w:eastAsia="zh-CN"/>
           </w:rPr>
@@ -773,9 +669,334 @@
         </w:rPr>
         <w:t> phrase actually has an underlying linkage, and is easy to by pass especially when there is no mention of a link</w:t>
       </w:r>
+    </w:p>
+    <w:p>
+      <w:pPr>
+        <w:rPr>
+          <w:lang w:eastAsia="zh-CN"/>
+        </w:rPr>
+      </w:pPr>
+    </w:p>
+    <w:p>
+      <w:pPr>
+        <w:rPr>
+          <w:lang w:eastAsia="zh-CN"/>
+        </w:rPr>
+      </w:pPr>
+    </w:p>
+    <w:p>
+      <w:pPr>
+        <w:rPr>
+          <w:lang w:eastAsia="zh-CN"/>
+        </w:rPr>
+      </w:pPr>
+    </w:p>
+    <w:p>
+      <w:pPr>
+        <w:rPr>
+          <w:rFonts w:cs="Helvetica"/>
+          <w:color w:val="000000"/>
+          <w:spacing w:val="5"/>
+          <w:sz w:val="24"/>
+          <w:szCs w:val="24"/>
+          <w:shd w:val="clear" w:color="auto" w:fill="FFFFFF"/>
+        </w:rPr>
+      </w:pPr>
+      <w:r>
+        <w:rPr>
+          <w:rFonts w:cs="Helvetica"/>
+          <w:b/>
+          <w:color w:val="000000"/>
+          <w:spacing w:val="5"/>
+          <w:sz w:val="24"/>
+          <w:szCs w:val="24"/>
+          <w:shd w:val="clear" w:color="auto" w:fill="FFFFFF"/>
+        </w:rPr>
+        <w:t>Bob Dole (Employee (developer))</w:t>
+      </w:r>
+    </w:p>
+    <w:p>
+      <w:pPr>
+        <w:rPr>
+          <w:rFonts w:cs="Helvetica"/>
+          <w:color w:val="000000"/>
+          <w:spacing w:val="5"/>
+          <w:sz w:val="24"/>
+          <w:szCs w:val="24"/>
+          <w:shd w:val="clear" w:color="auto" w:fill="FFFFFF"/>
+        </w:rPr>
+      </w:pPr>
+      <w:r>
+        <w:rPr>
+          <w:rFonts w:cs="Helvetica"/>
+          <w:color w:val="000000"/>
+          <w:spacing w:val="5"/>
+          <w:sz w:val="24"/>
+          <w:szCs w:val="24"/>
+          <w:shd w:val="clear" w:color="auto" w:fill="FFFFFF"/>
+        </w:rPr>
+        <w:t>Fifty-one-year-old Bob Dole lives in his own house with his wife, Elizabeth, of thirty-three years. He has five children, all of which no longer live at home. He enjoys barbecuing in his backyard and having socials with his family and friends. He spends large amounts of time at the park playing chess against random passers. He has a large collection of records and his own personal study.</w:t>
+      </w:r>
+    </w:p>
+    <w:p>
+      <w:pPr>
+        <w:rPr>
+          <w:rFonts w:cs="Helvetica"/>
+          <w:color w:val="000000"/>
+          <w:spacing w:val="5"/>
+          <w:sz w:val="24"/>
+          <w:szCs w:val="24"/>
+          <w:shd w:val="clear" w:color="auto" w:fill="FFFFFF"/>
+        </w:rPr>
+      </w:pPr>
+      <w:r>
+        <w:rPr>
+          <w:rFonts w:cs="Helvetica"/>
+          <w:color w:val="000000"/>
+          <w:spacing w:val="5"/>
+          <w:sz w:val="24"/>
+          <w:szCs w:val="24"/>
+          <w:shd w:val="clear" w:color="auto" w:fill="FFFFFF"/>
+        </w:rPr>
+        <w:t xml:space="preserve">He wakes up at 6:00 AM every day to head to the local coffee shop for his morning breakfast and coffee before heading off to work. Once he reaches work, he logs into the internal system to check his emails and any other high priority tasks that may have been passed down to him. His emails may include having him correct mistakes from the days prior, such as improper deposit amounts, missing signatures on checks and documents, and investigating any potential fraud. Most of his day is spent certifying and / or depositing checks along with setting up different types of bank accounts. He </w:t>
+      </w:r>
+      <w:proofErr w:type="gramStart"/>
+      <w:r>
+        <w:rPr>
+          <w:rFonts w:cs="Helvetica"/>
+          <w:color w:val="000000"/>
+          <w:spacing w:val="5"/>
+          <w:sz w:val="24"/>
+          <w:szCs w:val="24"/>
+          <w:shd w:val="clear" w:color="auto" w:fill="FFFFFF"/>
+        </w:rPr>
+        <w:t>has to</w:t>
+      </w:r>
+      <w:proofErr w:type="gramEnd"/>
+      <w:r>
+        <w:rPr>
+          <w:rFonts w:cs="Helvetica"/>
+          <w:color w:val="000000"/>
+          <w:spacing w:val="5"/>
+          <w:sz w:val="24"/>
+          <w:szCs w:val="24"/>
+          <w:shd w:val="clear" w:color="auto" w:fill="FFFFFF"/>
+        </w:rPr>
+        <w:t xml:space="preserve"> explain the same instructions multiple times to various different clients and wishes there was an easier way to accomplish the same goal. The last hours of his day were spent with the manager going over all checks being deposited to ensure there were no errors in amounts entered. On his way </w:t>
+      </w:r>
+      <w:proofErr w:type="gramStart"/>
+      <w:r>
+        <w:rPr>
+          <w:rFonts w:cs="Helvetica"/>
+          <w:color w:val="000000"/>
+          <w:spacing w:val="5"/>
+          <w:sz w:val="24"/>
+          <w:szCs w:val="24"/>
+          <w:shd w:val="clear" w:color="auto" w:fill="FFFFFF"/>
+        </w:rPr>
+        <w:t>home</w:t>
+      </w:r>
+      <w:proofErr w:type="gramEnd"/>
+      <w:r>
+        <w:rPr>
+          <w:rFonts w:cs="Helvetica"/>
+          <w:color w:val="000000"/>
+          <w:spacing w:val="5"/>
+          <w:sz w:val="24"/>
+          <w:szCs w:val="24"/>
+          <w:shd w:val="clear" w:color="auto" w:fill="FFFFFF"/>
+        </w:rPr>
+        <w:t xml:space="preserve"> he likes to take a stroll through the park, and then spend the evening tinkering with electronics in his garage.</w:t>
+      </w:r>
+    </w:p>
+    <w:p>
+      <w:pPr>
+        <w:rPr>
+          <w:rFonts w:cs="Helvetica"/>
+          <w:color w:val="000000"/>
+          <w:spacing w:val="5"/>
+          <w:sz w:val="24"/>
+          <w:szCs w:val="24"/>
+          <w:shd w:val="clear" w:color="auto" w:fill="FFFFFF"/>
+        </w:rPr>
+      </w:pPr>
+      <w:r>
+        <w:rPr>
+          <w:rFonts w:cs="Helvetica"/>
+          <w:color w:val="000000"/>
+          <w:spacing w:val="5"/>
+          <w:sz w:val="24"/>
+          <w:szCs w:val="24"/>
+          <w:shd w:val="clear" w:color="auto" w:fill="FFFFFF"/>
+        </w:rPr>
+        <w:lastRenderedPageBreak/>
+        <w:t xml:space="preserve">His wife doesn’t </w:t>
+      </w:r>
+      <w:proofErr w:type="gramStart"/>
+      <w:r>
+        <w:rPr>
+          <w:rFonts w:cs="Helvetica"/>
+          <w:color w:val="000000"/>
+          <w:spacing w:val="5"/>
+          <w:sz w:val="24"/>
+          <w:szCs w:val="24"/>
+          <w:shd w:val="clear" w:color="auto" w:fill="FFFFFF"/>
+        </w:rPr>
+        <w:t>work</w:t>
+      </w:r>
+      <w:proofErr w:type="gramEnd"/>
+      <w:r>
+        <w:rPr>
+          <w:rFonts w:cs="Helvetica"/>
+          <w:color w:val="000000"/>
+          <w:spacing w:val="5"/>
+          <w:sz w:val="24"/>
+          <w:szCs w:val="24"/>
+          <w:shd w:val="clear" w:color="auto" w:fill="FFFFFF"/>
+        </w:rPr>
+        <w:t xml:space="preserve"> and he takes home $60,000 yearly. They live modestly in a </w:t>
+      </w:r>
+      <w:proofErr w:type="gramStart"/>
+      <w:r>
+        <w:rPr>
+          <w:rFonts w:cs="Helvetica"/>
+          <w:color w:val="000000"/>
+          <w:spacing w:val="5"/>
+          <w:sz w:val="24"/>
+          <w:szCs w:val="24"/>
+          <w:shd w:val="clear" w:color="auto" w:fill="FFFFFF"/>
+        </w:rPr>
+        <w:t>two storey</w:t>
+      </w:r>
+      <w:proofErr w:type="gramEnd"/>
+      <w:r>
+        <w:rPr>
+          <w:rFonts w:cs="Helvetica"/>
+          <w:color w:val="000000"/>
+          <w:spacing w:val="5"/>
+          <w:sz w:val="24"/>
+          <w:szCs w:val="24"/>
+          <w:shd w:val="clear" w:color="auto" w:fill="FFFFFF"/>
+        </w:rPr>
+        <w:t xml:space="preserve"> bungalow without many expenses or anything beyond the necessities. They spend $5,000 a year on vehicle upkeep and $4,000 yearly on food.</w:t>
+      </w:r>
+    </w:p>
+    <w:p/>
+    <w:p>
+      <w:pPr>
+        <w:pStyle w:val="NormalWeb"/>
+        <w:shd w:val="clear" w:color="auto" w:fill="FFFFFF"/>
+        <w:spacing w:before="0" w:beforeAutospacing="0" w:after="0" w:afterAutospacing="0"/>
+        <w:textAlignment w:val="baseline"/>
+        <w:rPr>
+          <w:rFonts w:ascii="Lucida Sans Unicode" w:hAnsi="Lucida Sans Unicode" w:cs="Lucida Sans Unicode"/>
+          <w:color w:val="000000"/>
+          <w:sz w:val="20"/>
+          <w:szCs w:val="20"/>
+          <w:lang w:val="en-CA" w:eastAsia="zh-CN"/>
+        </w:rPr>
+      </w:pPr>
+      <w:r>
+        <w:rPr>
+          <w:rFonts w:ascii="Lucida Sans Unicode" w:hAnsi="Lucida Sans Unicode" w:cs="Lucida Sans Unicode"/>
+          <w:color w:val="000000"/>
+          <w:sz w:val="20"/>
+          <w:szCs w:val="20"/>
+          <w:lang w:val="en-CA" w:eastAsia="zh-CN"/>
+        </w:rPr>
+        <w:t>As a developer, I would like to be able to more clearly see links within comment and discussion body, having just a different color to a link doesn't seem to be obvious that the </w:t>
+      </w:r>
+      <w:hyperlink r:id="rId6" w:tooltip="word" w:history="1">
+        <w:r>
+          <w:rPr>
+            <w:rStyle w:val="Hyperlink"/>
+            <w:rFonts w:ascii="inherit" w:hAnsi="inherit" w:cs="Lucida Sans Unicode"/>
+            <w:color w:val="012F6E"/>
+            <w:sz w:val="20"/>
+            <w:szCs w:val="20"/>
+            <w:bdr w:val="none" w:sz="0" w:space="0" w:color="auto" w:frame="1"/>
+            <w:lang w:val="en-CA" w:eastAsia="zh-CN"/>
+          </w:rPr>
+          <w:t>word</w:t>
+        </w:r>
+      </w:hyperlink>
+      <w:r>
+        <w:rPr>
+          <w:rFonts w:ascii="Lucida Sans Unicode" w:hAnsi="Lucida Sans Unicode" w:cs="Lucida Sans Unicode"/>
+          <w:color w:val="000000"/>
+          <w:sz w:val="20"/>
+          <w:szCs w:val="20"/>
+          <w:lang w:val="en-CA" w:eastAsia="zh-CN"/>
+        </w:rPr>
+        <w:t> or phrase actually has an underlying linkage, and is easy to by pass especially when there is no mention of a link</w:t>
+      </w:r>
+    </w:p>
+    <w:p>
+      <w:pPr>
+        <w:shd w:val="clear" w:color="auto" w:fill="FFFFFF"/>
+        <w:spacing w:before="150" w:after="210" w:line="240" w:lineRule="auto"/>
+        <w:textAlignment w:val="baseline"/>
+        <w:rPr>
+          <w:rFonts w:ascii="Lucida Sans Unicode" w:eastAsia="Times New Roman" w:hAnsi="Lucida Sans Unicode" w:cs="Lucida Sans Unicode"/>
+          <w:color w:val="000000"/>
+          <w:sz w:val="20"/>
+          <w:szCs w:val="20"/>
+          <w:lang w:eastAsia="zh-CN"/>
+        </w:rPr>
+      </w:pPr>
+      <w:r>
+        <w:rPr>
+          <w:rFonts w:ascii="Lucida Sans Unicode" w:eastAsia="Times New Roman" w:hAnsi="Lucida Sans Unicode" w:cs="Lucida Sans Unicode"/>
+          <w:color w:val="000000"/>
+          <w:sz w:val="20"/>
+          <w:szCs w:val="20"/>
+          <w:lang w:eastAsia="zh-CN"/>
+        </w:rPr>
+        <w:t>As a developer, I would like to see new versions of Vanilla/Garden keeping backward compatibility, so that I don't have to re-test all the plugins and applications every time.</w:t>
+      </w:r>
+    </w:p>
+    <w:p>
+      <w:pPr>
+        <w:shd w:val="clear" w:color="auto" w:fill="FFFFFF"/>
+        <w:spacing w:before="150" w:after="150" w:line="240" w:lineRule="auto"/>
+        <w:textAlignment w:val="baseline"/>
+        <w:rPr>
+          <w:rFonts w:ascii="Lucida Sans Unicode" w:eastAsia="Times New Roman" w:hAnsi="Lucida Sans Unicode" w:cs="Lucida Sans Unicode"/>
+          <w:color w:val="000000"/>
+          <w:sz w:val="20"/>
+          <w:szCs w:val="20"/>
+          <w:lang w:eastAsia="zh-CN"/>
+        </w:rPr>
+      </w:pPr>
+      <w:r>
+        <w:rPr>
+          <w:rFonts w:ascii="Lucida Sans Unicode" w:eastAsia="Times New Roman" w:hAnsi="Lucida Sans Unicode" w:cs="Lucida Sans Unicode"/>
+          <w:color w:val="000000"/>
+          <w:sz w:val="20"/>
+          <w:szCs w:val="20"/>
+          <w:lang w:eastAsia="zh-CN"/>
+        </w:rPr>
+        <w:t>As a developer, I would like to have a testing framework that allows to easily mock objects (without having to mock each one manually), so that I can reduce the amount of manual testing. Even better if said framework also allowed integration testing.</w:t>
+      </w:r>
       <w:bookmarkStart w:id="1" w:name="_GoBack"/>
       <w:bookmarkEnd w:id="1"/>
     </w:p>
+    <w:p/>
+    <w:p/>
+    <w:p/>
+    <w:p/>
+    <w:p/>
+    <w:p/>
+    <w:p/>
+    <w:p/>
+    <w:p/>
+    <w:p/>
+    <w:p/>
+    <w:p/>
+    <w:p/>
+    <w:p/>
+    <w:p/>
+    <w:p/>
     <w:p/>
     <w:p>
       <w:pPr>
@@ -798,6 +1019,7 @@
           <w:szCs w:val="20"/>
           <w:lang w:eastAsia="zh-CN"/>
         </w:rPr>
+        <w:lastRenderedPageBreak/>
         <w:t xml:space="preserve">As a forum administrator, I would like to be able to more clearly see links within comment and discussion </w:t>
       </w:r>
       <w:proofErr w:type="spellStart"/>
@@ -822,14 +1044,14 @@
         </w:rPr>
         <w:t xml:space="preserve"> just a different color to a link doesn't seem to be obvious that the </w:t>
       </w:r>
-      <w:hyperlink r:id="rId6" w:tooltip="word or phrase" w:history="1">
+      <w:hyperlink r:id="rId7" w:tooltip="word or phrase" w:history="1">
         <w:r>
           <w:rPr>
+            <w:rStyle w:val="Hyperlink"/>
             <w:rFonts w:ascii="inherit" w:eastAsia="Times New Roman" w:hAnsi="inherit" w:cs="Lucida Sans Unicode"/>
             <w:color w:val="012F6E"/>
             <w:sz w:val="20"/>
             <w:szCs w:val="20"/>
-            <w:u w:val="single"/>
             <w:bdr w:val="none" w:sz="0" w:space="0" w:color="auto" w:frame="1"/>
             <w:lang w:eastAsia="zh-CN"/>
           </w:rPr>
@@ -848,127 +1070,144 @@
       </w:r>
     </w:p>
     <w:p/>
-    <w:p>
-      <w:pPr>
-        <w:pStyle w:val="NormalWeb"/>
-        <w:shd w:val="clear" w:color="auto" w:fill="FFFFFF"/>
-        <w:spacing w:before="0" w:beforeAutospacing="0" w:after="0" w:afterAutospacing="0"/>
-        <w:textAlignment w:val="baseline"/>
-        <w:rPr>
-          <w:rFonts w:ascii="Lucida Sans Unicode" w:hAnsi="Lucida Sans Unicode" w:cs="Lucida Sans Unicode"/>
-          <w:color w:val="000000"/>
-          <w:sz w:val="20"/>
-          <w:szCs w:val="20"/>
-          <w:lang w:val="en-CA" w:eastAsia="zh-CN"/>
-        </w:rPr>
-      </w:pPr>
-      <w:r>
-        <w:t xml:space="preserve"> </w:t>
-      </w:r>
-      <w:r>
-        <w:rPr>
-          <w:rFonts w:ascii="Lucida Sans Unicode" w:hAnsi="Lucida Sans Unicode" w:cs="Lucida Sans Unicode"/>
-          <w:color w:val="000000"/>
-          <w:sz w:val="20"/>
-          <w:szCs w:val="20"/>
-          <w:lang w:val="en-CA" w:eastAsia="zh-CN"/>
-        </w:rPr>
-        <w:t>As a developer, I would like to be able to more clearly see links within comment and discussion body, having just a different color to a link doesn't seem to be obvious that the </w:t>
-      </w:r>
-      <w:hyperlink r:id="rId7" w:tooltip="word" w:history="1">
-        <w:r>
-          <w:rPr>
-            <w:rFonts w:ascii="inherit" w:hAnsi="inherit" w:cs="Lucida Sans Unicode"/>
-            <w:color w:val="012F6E"/>
-            <w:sz w:val="20"/>
-            <w:szCs w:val="20"/>
-            <w:u w:val="single"/>
-            <w:bdr w:val="none" w:sz="0" w:space="0" w:color="auto" w:frame="1"/>
-            <w:lang w:val="en-CA" w:eastAsia="zh-CN"/>
-          </w:rPr>
-          <w:t>word</w:t>
-        </w:r>
-      </w:hyperlink>
-      <w:r>
-        <w:rPr>
-          <w:rFonts w:ascii="Lucida Sans Unicode" w:hAnsi="Lucida Sans Unicode" w:cs="Lucida Sans Unicode"/>
-          <w:color w:val="000000"/>
-          <w:sz w:val="20"/>
-          <w:szCs w:val="20"/>
-          <w:lang w:val="en-CA" w:eastAsia="zh-CN"/>
-        </w:rPr>
-        <w:t> or phrase actually has an underlying linkage, and is easy to by pass especially when there is no mention of a link</w:t>
-      </w:r>
-    </w:p>
-    <w:p>
-      <w:pPr>
-        <w:shd w:val="clear" w:color="auto" w:fill="FFFFFF"/>
-        <w:spacing w:before="150" w:after="210" w:line="240" w:lineRule="auto"/>
-        <w:textAlignment w:val="baseline"/>
-        <w:rPr>
-          <w:rFonts w:ascii="Lucida Sans Unicode" w:eastAsia="Times New Roman" w:hAnsi="Lucida Sans Unicode" w:cs="Lucida Sans Unicode"/>
-          <w:color w:val="000000"/>
-          <w:sz w:val="20"/>
-          <w:szCs w:val="20"/>
-          <w:lang w:eastAsia="zh-CN"/>
-        </w:rPr>
-      </w:pPr>
-      <w:r>
-        <w:rPr>
-          <w:rFonts w:ascii="Lucida Sans Unicode" w:eastAsia="Times New Roman" w:hAnsi="Lucida Sans Unicode" w:cs="Lucida Sans Unicode"/>
-          <w:color w:val="000000"/>
-          <w:sz w:val="20"/>
-          <w:szCs w:val="20"/>
-          <w:lang w:eastAsia="zh-CN"/>
-        </w:rPr>
-        <w:t>As a developer, I would like to see new versions of Vanilla/Garden keeping backward compatibility, so that I don't have to re-test all the plugins and applications every time.</w:t>
-      </w:r>
-    </w:p>
-    <w:p>
-      <w:pPr>
-        <w:shd w:val="clear" w:color="auto" w:fill="FFFFFF"/>
-        <w:spacing w:before="150" w:after="150" w:line="240" w:lineRule="auto"/>
-        <w:textAlignment w:val="baseline"/>
-        <w:rPr>
-          <w:rFonts w:ascii="Lucida Sans Unicode" w:eastAsia="Times New Roman" w:hAnsi="Lucida Sans Unicode" w:cs="Lucida Sans Unicode"/>
-          <w:color w:val="000000"/>
-          <w:sz w:val="20"/>
-          <w:szCs w:val="20"/>
-          <w:lang w:eastAsia="zh-CN"/>
-        </w:rPr>
-      </w:pPr>
-      <w:r>
-        <w:rPr>
-          <w:rFonts w:ascii="Lucida Sans Unicode" w:eastAsia="Times New Roman" w:hAnsi="Lucida Sans Unicode" w:cs="Lucida Sans Unicode"/>
-          <w:color w:val="000000"/>
-          <w:sz w:val="20"/>
-          <w:szCs w:val="20"/>
-          <w:lang w:eastAsia="zh-CN"/>
-        </w:rPr>
-        <w:t>As a developer, I would like to have a testing framework that allows to easily mock objects (</w:t>
+    <w:p/>
+    <w:p>
+      <w:pPr>
+        <w:rPr>
+          <w:sz w:val="24"/>
+          <w:szCs w:val="24"/>
+        </w:rPr>
+      </w:pPr>
+      <w:r>
+        <w:rPr>
+          <w:b/>
+          <w:sz w:val="24"/>
+          <w:szCs w:val="24"/>
+        </w:rPr>
+        <w:t>Richmond Avenal (Administrator)</w:t>
+      </w:r>
+    </w:p>
+    <w:p>
+      <w:pPr>
+        <w:rPr>
+          <w:sz w:val="24"/>
+          <w:szCs w:val="24"/>
+        </w:rPr>
+      </w:pPr>
+      <w:r>
+        <w:rPr>
+          <w:sz w:val="24"/>
+          <w:szCs w:val="24"/>
+        </w:rPr>
+        <w:t xml:space="preserve">Forty-one-year-old Richmond lives at home with his girlfriend, Betty, of 9 years and is too afraid to ask the question. He enjoys out-of-the-ordinary things such as his instrument, the Theremin. He and his girlfriend enjoy spending Tuesday evening at the movie theatre watching horror films. Their apartment is filled with action figures and comic books and attend Comicon every year. He also has an anaconda snake named Jill, a reference to a popular in-game saying when a match </w:t>
+      </w:r>
+      <w:proofErr w:type="gramStart"/>
+      <w:r>
+        <w:rPr>
+          <w:sz w:val="24"/>
+          <w:szCs w:val="24"/>
+        </w:rPr>
+        <w:t>ends</w:t>
+      </w:r>
+      <w:proofErr w:type="gramEnd"/>
+      <w:r>
+        <w:rPr>
+          <w:sz w:val="24"/>
+          <w:szCs w:val="24"/>
+        </w:rPr>
+        <w:t xml:space="preserve">. Alongside his passion for comics and action figures, he has a strong love for Japanese, and Japanese subculture such as anime. His favourite anime character is Hatsune </w:t>
       </w:r>
       <w:proofErr w:type="spellStart"/>
       <w:r>
         <w:rPr>
-          <w:rFonts w:ascii="Lucida Sans Unicode" w:eastAsia="Times New Roman" w:hAnsi="Lucida Sans Unicode" w:cs="Lucida Sans Unicode"/>
-          <w:color w:val="000000"/>
-          <w:sz w:val="20"/>
-          <w:szCs w:val="20"/>
-          <w:lang w:eastAsia="zh-CN"/>
-        </w:rPr>
-        <w:t>wtihout</w:t>
+          <w:sz w:val="24"/>
+          <w:szCs w:val="24"/>
+        </w:rPr>
+        <w:t>Miku</w:t>
       </w:r>
       <w:proofErr w:type="spellEnd"/>
       <w:r>
         <w:rPr>
-          <w:rFonts w:ascii="Lucida Sans Unicode" w:eastAsia="Times New Roman" w:hAnsi="Lucida Sans Unicode" w:cs="Lucida Sans Unicode"/>
-          <w:color w:val="000000"/>
-          <w:sz w:val="20"/>
-          <w:szCs w:val="20"/>
-          <w:lang w:eastAsia="zh-CN"/>
-        </w:rPr>
-        <w:t xml:space="preserve"> having to mock each one manually), so that I can reduce the amount of manual testing. Even better if said framework also allowed integration testing.</w:t>
-      </w:r>
+          <w:sz w:val="24"/>
+          <w:szCs w:val="24"/>
+        </w:rPr>
+        <w:t>.</w:t>
+      </w:r>
+    </w:p>
+    <w:p>
+      <w:pPr>
+        <w:rPr>
+          <w:sz w:val="24"/>
+          <w:szCs w:val="24"/>
+        </w:rPr>
+      </w:pPr>
+      <w:r>
+        <w:rPr>
+          <w:sz w:val="24"/>
+          <w:szCs w:val="24"/>
+        </w:rPr>
+        <w:t>Every morning he wakes up at 7:00 AM to drive his girlfriend to the airport so she can begin her job as a flight attendant. He tends to skip breakfast in favour of brunch and snacking in the office until he gets home to eat dinner. At work he must prepare a morning report for his boss about the status of the banks network. He then must ensure the integrity of the database, making sure any lost transaction or any invalid information that has been sent can be corrected. After which he checks the logs for any attempt at unauthorized access. He spends the rest of his day at work ensuring everything continues smoothly. After his day, he heads home to play with his snake. His girlfriend will typically come home later after being driven home by a co-worker. He tends to not notice her arrival.</w:t>
+      </w:r>
+    </w:p>
+    <w:p>
+      <w:pPr>
+        <w:rPr>
+          <w:rFonts w:cs="Helvetica"/>
+          <w:color w:val="000000"/>
+          <w:spacing w:val="5"/>
+          <w:sz w:val="24"/>
+          <w:szCs w:val="24"/>
+          <w:shd w:val="clear" w:color="auto" w:fill="FFFFFF"/>
+        </w:rPr>
+      </w:pPr>
+      <w:r>
+        <w:rPr>
+          <w:sz w:val="24"/>
+          <w:szCs w:val="24"/>
+        </w:rPr>
+        <w:t xml:space="preserve">Cumulatively, he and his girlfriend take home $120,000; he takes home $80,000 whereas his girlfriend takes home $40,000 per year. His snake costs him about $3000 a year for enclosure maintenance, care, food, and veterinarian expenses. He drives a </w:t>
+      </w:r>
+      <w:r>
+        <w:rPr>
+          <w:rFonts w:cs="Helvetica"/>
+          <w:color w:val="000000"/>
+          <w:spacing w:val="5"/>
+          <w:sz w:val="24"/>
+          <w:szCs w:val="24"/>
+          <w:shd w:val="clear" w:color="auto" w:fill="FFFFFF"/>
+        </w:rPr>
+        <w:t>1968 Ford Mustang Shelby GT500 which requires constant maintenance, repairs, upkeep, and refueling costing him a total of $15,000 yearly.</w:t>
+      </w:r>
+    </w:p>
+    <w:p>
+      <w:pPr>
+        <w:rPr>
+          <w:rFonts w:cs="Helvetica"/>
+          <w:color w:val="000000"/>
+          <w:spacing w:val="5"/>
+          <w:sz w:val="24"/>
+          <w:szCs w:val="24"/>
+          <w:shd w:val="clear" w:color="auto" w:fill="FFFFFF"/>
+        </w:rPr>
+      </w:pPr>
+      <w:r>
+        <w:rPr>
+          <w:rFonts w:cs="Helvetica"/>
+          <w:color w:val="000000"/>
+          <w:spacing w:val="5"/>
+          <w:sz w:val="24"/>
+          <w:szCs w:val="24"/>
+          <w:shd w:val="clear" w:color="auto" w:fill="FFFFFF"/>
+        </w:rPr>
+        <w:br w:type="page"/>
+      </w:r>
+    </w:p>
+    <w:p>
+      <w:pPr>
+        <w:rPr>
+          <w:b/>
+        </w:rPr>
+      </w:pPr>
     </w:p>
     <w:p/>
     <w:sectPr>

--- a/Culture Exchange Website.docx
+++ b/Culture Exchange Website.docx
@@ -17,17 +17,18 @@
           <w:sz w:val="56"/>
           <w:szCs w:val="56"/>
         </w:rPr>
-        <w:t>Capstone – COMP3059 Sprint 1</w:t>
-      </w:r>
-    </w:p>
-    <w:p>
-      <w:pPr>
-        <w:jc w:val="center"/>
-        <w:rPr>
+        <w:t>QQQ</w:t>
+      </w:r>
+      <w:bookmarkStart w:id="0" w:name="_GoBack"/>
+      <w:bookmarkEnd w:id="0"/>
+      <w:r>
+        <w:rPr>
+          <w:b/>
           <w:sz w:val="56"/>
           <w:szCs w:val="56"/>
         </w:rPr>
-      </w:pPr>
+        <w:t>Capstone – COMP3059 Sprint 1</w:t>
+      </w:r>
     </w:p>
     <w:p>
       <w:pPr>
@@ -37,21 +38,30 @@
           <w:szCs w:val="56"/>
         </w:rPr>
       </w:pPr>
-      <w:r>
+    </w:p>
+    <w:p>
+      <w:pPr>
+        <w:jc w:val="center"/>
         <w:rPr>
           <w:sz w:val="56"/>
           <w:szCs w:val="56"/>
         </w:rPr>
-        <w:t>Culture Exchange Website</w:t>
-      </w:r>
-    </w:p>
-    <w:p>
-      <w:pPr>
-        <w:jc w:val="center"/>
+      </w:pPr>
+      <w:r>
         <w:rPr>
           <w:sz w:val="56"/>
           <w:szCs w:val="56"/>
         </w:rPr>
+        <w:t>Culture Exchange Website</w:t>
+      </w:r>
+    </w:p>
+    <w:p>
+      <w:pPr>
+        <w:jc w:val="center"/>
+        <w:rPr>
+          <w:sz w:val="56"/>
+          <w:szCs w:val="56"/>
+        </w:rPr>
       </w:pPr>
     </w:p>
     <w:p>
@@ -426,6 +436,8 @@
           <w:szCs w:val="24"/>
         </w:rPr>
       </w:pPr>
+      <w:bookmarkStart w:id="1" w:name="OLE_LINK2"/>
+      <w:bookmarkStart w:id="2" w:name="OLE_LINK3"/>
       <w:r>
         <w:rPr>
           <w:b/>
@@ -435,6 +447,8 @@
         <w:t>Scenarios:</w:t>
       </w:r>
     </w:p>
+    <w:bookmarkEnd w:id="1"/>
+    <w:bookmarkEnd w:id="2"/>
     <w:p>
       <w:pPr>
         <w:rPr>
@@ -459,6 +473,8 @@
           <w:szCs w:val="24"/>
         </w:rPr>
       </w:pPr>
+      <w:bookmarkStart w:id="3" w:name="OLE_LINK4"/>
+      <w:bookmarkStart w:id="4" w:name="OLE_LINK5"/>
       <w:r>
         <w:rPr>
           <w:sz w:val="24"/>
@@ -483,6 +499,8 @@
         <w:t xml:space="preserve"> log in and access their accounts online. The online personal profile is to provide personal information, the culture or language that they interested in, and their personal event calendar. Can change certain personal information such as address, phone number etc. Want to be able to view other’s comment in culture forum as well as leave theirs. Can launch a social event based on the culture exchange topic such as Festivals, local food tasting and table conversation.   </w:t>
       </w:r>
     </w:p>
+    <w:bookmarkEnd w:id="3"/>
+    <w:bookmarkEnd w:id="4"/>
     <w:p>
       <w:pPr>
         <w:rPr>
@@ -509,11 +527,75 @@
       </w:pPr>
       <w:r>
         <w:rPr>
+          <w:b/>
           <w:sz w:val="24"/>
           <w:szCs w:val="24"/>
         </w:rPr>
         <w:tab/>
       </w:r>
+      <w:r>
+        <w:rPr>
+          <w:sz w:val="24"/>
+          <w:szCs w:val="24"/>
+        </w:rPr>
+        <w:t>Has front-end access to users’ information to perform requested achieved. Can not modify personal information through this application, simply view and report back to users, all modifications will remain done through the internal already-in-place back-end system. Developers will automatically be logged out of the system 15 minutes after last action. Detailed log files of the developers’ actions are kept for review by admin later. Can provide user with registering their account for online web-access.</w:t>
+      </w:r>
+    </w:p>
+    <w:p>
+      <w:pPr>
+        <w:rPr>
+          <w:sz w:val="24"/>
+          <w:szCs w:val="24"/>
+        </w:rPr>
+      </w:pPr>
+      <w:r>
+        <w:rPr>
+          <w:b/>
+          <w:sz w:val="24"/>
+          <w:szCs w:val="24"/>
+        </w:rPr>
+        <w:t>Bank Database Administrator:</w:t>
+      </w:r>
+    </w:p>
+    <w:p>
+      <w:pPr>
+        <w:rPr>
+          <w:sz w:val="24"/>
+          <w:szCs w:val="24"/>
+        </w:rPr>
+      </w:pPr>
+      <w:r>
+        <w:rPr>
+          <w:sz w:val="24"/>
+          <w:szCs w:val="24"/>
+        </w:rPr>
+        <w:tab/>
+        <w:t>The administrator should be able to have access to all information being passed to and from the backend. He should be able to monitor the log files and set up users’ accounts and access levels. He should also be able to revoke permissions and review and see which actions users are taking on the website. He should have access to all features, implementations, and reports.</w:t>
+      </w:r>
+    </w:p>
+    <w:p>
+      <w:pPr>
+        <w:rPr>
+          <w:sz w:val="24"/>
+          <w:szCs w:val="24"/>
+        </w:rPr>
+      </w:pPr>
+    </w:p>
+    <w:p>
+      <w:pPr>
+        <w:rPr>
+          <w:sz w:val="24"/>
+          <w:szCs w:val="24"/>
+        </w:rPr>
+      </w:pPr>
+    </w:p>
+    <w:p>
+      <w:pPr>
+        <w:rPr>
+          <w:sz w:val="24"/>
+          <w:szCs w:val="24"/>
+        </w:rPr>
+      </w:pPr>
     </w:p>
     <w:p>
       <w:pPr>
@@ -598,54 +680,93 @@
           <w:sz w:val="24"/>
           <w:szCs w:val="24"/>
         </w:rPr>
-        <w:lastRenderedPageBreak/>
         <w:t xml:space="preserve">After having a nice dinner in a Chinese dumpling restaurant in China town, she became to be very interested in the story of dumpling such as the process of cooking, the history of it and the story behind. She started searching relative information about dumpling and looking for some native people who know how to cook. </w:t>
       </w:r>
     </w:p>
     <w:p/>
     <w:p>
-      <w:r>
+      <w:pPr>
+        <w:rPr>
+          <w:sz w:val="24"/>
+          <w:szCs w:val="24"/>
+        </w:rPr>
+      </w:pPr>
+      <w:r>
+        <w:rPr>
+          <w:sz w:val="24"/>
+          <w:szCs w:val="24"/>
+        </w:rPr>
         <w:t xml:space="preserve">As a user, when I access an event page, want to know the event host’s background and the event’s detail. </w:t>
       </w:r>
     </w:p>
     <w:p>
-      <w:r>
+      <w:pPr>
+        <w:rPr>
+          <w:sz w:val="24"/>
+          <w:szCs w:val="24"/>
+        </w:rPr>
+      </w:pPr>
+      <w:r>
+        <w:rPr>
+          <w:sz w:val="24"/>
+          <w:szCs w:val="24"/>
+        </w:rPr>
         <w:t>As a user, I want to view another user’s profile by clicking their name in forum.</w:t>
       </w:r>
     </w:p>
     <w:p>
-      <w:r>
+      <w:pPr>
+        <w:rPr>
+          <w:sz w:val="24"/>
+          <w:szCs w:val="24"/>
+        </w:rPr>
+      </w:pPr>
+      <w:r>
+        <w:rPr>
+          <w:sz w:val="24"/>
+          <w:szCs w:val="24"/>
+        </w:rPr>
         <w:t>As a user, I expect to see a lot of vivid picture relative to the article so that I will understand the content more efficiently.</w:t>
       </w:r>
     </w:p>
     <w:p>
       <w:pPr>
         <w:rPr>
-          <w:lang w:eastAsia="zh-CN"/>
-        </w:rPr>
-      </w:pPr>
-      <w:r>
-        <w:rPr>
+          <w:sz w:val="24"/>
+          <w:szCs w:val="24"/>
+          <w:lang w:eastAsia="zh-CN"/>
+        </w:rPr>
+      </w:pPr>
+      <w:r>
+        <w:rPr>
+          <w:sz w:val="24"/>
+          <w:szCs w:val="24"/>
           <w:lang w:eastAsia="zh-CN"/>
         </w:rPr>
         <w:t xml:space="preserve">As a user, I </w:t>
       </w:r>
-      <w:bookmarkStart w:id="0" w:name="OLE_LINK1"/>
-      <w:r>
-        <w:rPr>
+      <w:bookmarkStart w:id="5" w:name="OLE_LINK1"/>
+      <w:r>
+        <w:rPr>
+          <w:sz w:val="24"/>
+          <w:szCs w:val="24"/>
           <w:lang w:eastAsia="zh-CN"/>
         </w:rPr>
         <w:t xml:space="preserve">would </w:t>
       </w:r>
-      <w:bookmarkEnd w:id="0"/>
-      <w:r>
-        <w:rPr>
+      <w:bookmarkEnd w:id="5"/>
+      <w:r>
+        <w:rPr>
+          <w:sz w:val="24"/>
+          <w:szCs w:val="24"/>
           <w:lang w:eastAsia="zh-CN"/>
         </w:rPr>
         <w:t>like to be able to more clearly see links within comment and discussion body.</w:t>
       </w:r>
       <w:r>
         <w:rPr>
+          <w:sz w:val="24"/>
+          <w:szCs w:val="24"/>
           <w:lang w:eastAsia="zh-CN"/>
         </w:rPr>
         <w:br/>
@@ -657,6 +778,8 @@
             <w:rStyle w:val="Hyperlink"/>
             <w:rFonts w:ascii="inherit" w:hAnsi="inherit"/>
             <w:color w:val="012F6E"/>
+            <w:sz w:val="24"/>
+            <w:szCs w:val="24"/>
             <w:bdr w:val="none" w:sz="0" w:space="0" w:color="auto" w:frame="1"/>
             <w:lang w:eastAsia="zh-CN"/>
           </w:rPr>
@@ -665,6 +788,8 @@
       </w:hyperlink>
       <w:r>
         <w:rPr>
+          <w:sz w:val="24"/>
+          <w:szCs w:val="24"/>
           <w:lang w:eastAsia="zh-CN"/>
         </w:rPr>
         <w:t> phrase actually has an underlying linkage, and is easy to by pass especially when there is no mention of a link</w:t>
@@ -694,6 +819,34 @@
     <w:p>
       <w:pPr>
         <w:rPr>
+          <w:lang w:eastAsia="zh-CN"/>
+        </w:rPr>
+      </w:pPr>
+    </w:p>
+    <w:p>
+      <w:pPr>
+        <w:rPr>
+          <w:lang w:eastAsia="zh-CN"/>
+        </w:rPr>
+      </w:pPr>
+    </w:p>
+    <w:p>
+      <w:pPr>
+        <w:rPr>
+          <w:lang w:eastAsia="zh-CN"/>
+        </w:rPr>
+      </w:pPr>
+    </w:p>
+    <w:p>
+      <w:pPr>
+        <w:rPr>
+          <w:lang w:eastAsia="zh-CN"/>
+        </w:rPr>
+      </w:pPr>
+    </w:p>
+    <w:p>
+      <w:pPr>
+        <w:rPr>
           <w:rFonts w:cs="Helvetica"/>
           <w:color w:val="000000"/>
           <w:spacing w:val="5"/>
@@ -758,7 +911,51 @@
           <w:szCs w:val="24"/>
           <w:shd w:val="clear" w:color="auto" w:fill="FFFFFF"/>
         </w:rPr>
-        <w:t xml:space="preserve">He wakes up at 6:00 AM every day to head to the local coffee shop for his morning breakfast and coffee before heading off to work. Once he reaches work, he logs into the internal system to check his emails and any other high priority tasks that may have been passed down to him. His emails may include having him correct mistakes from the days prior, such as improper deposit amounts, missing signatures on checks and documents, and investigating any potential fraud. Most of his day is spent certifying and / or depositing checks along with setting up different types of bank accounts. He </w:t>
+        <w:t xml:space="preserve">He wakes up at 6:00 AM every day to head to the local coffee shop for his morning breakfast and coffee before heading off to work. Once he reaches work, he logs into the internal system to check his emails and any other high priority tasks that may have been passed down to him. His emails may include having him correct mistakes from the days prior. The last hours of his day were spent with the manager going over all </w:t>
+      </w:r>
+      <w:r>
+        <w:rPr>
+          <w:rFonts w:cs="Helvetica"/>
+          <w:color w:val="000000"/>
+          <w:spacing w:val="5"/>
+          <w:sz w:val="24"/>
+          <w:szCs w:val="24"/>
+          <w:shd w:val="clear" w:color="auto" w:fill="FFFFFF"/>
+        </w:rPr>
+        <w:t xml:space="preserve">files </w:t>
+      </w:r>
+      <w:r>
+        <w:rPr>
+          <w:rFonts w:cs="Helvetica"/>
+          <w:color w:val="000000"/>
+          <w:spacing w:val="5"/>
+          <w:sz w:val="24"/>
+          <w:szCs w:val="24"/>
+          <w:shd w:val="clear" w:color="auto" w:fill="FFFFFF"/>
+        </w:rPr>
+        <w:t xml:space="preserve">to ensure there were no errors in </w:t>
+      </w:r>
+      <w:r>
+        <w:rPr>
+          <w:rFonts w:cs="Helvetica"/>
+          <w:color w:val="000000"/>
+          <w:spacing w:val="5"/>
+          <w:sz w:val="24"/>
+          <w:szCs w:val="24"/>
+          <w:shd w:val="clear" w:color="auto" w:fill="FFFFFF"/>
+        </w:rPr>
+        <w:t>code</w:t>
+      </w:r>
+      <w:r>
+        <w:rPr>
+          <w:rFonts w:cs="Helvetica"/>
+          <w:color w:val="000000"/>
+          <w:spacing w:val="5"/>
+          <w:sz w:val="24"/>
+          <w:szCs w:val="24"/>
+          <w:shd w:val="clear" w:color="auto" w:fill="FFFFFF"/>
+        </w:rPr>
+        <w:t xml:space="preserve">. On his way </w:t>
       </w:r>
       <w:proofErr w:type="gramStart"/>
       <w:r>
@@ -770,7 +967,7 @@
           <w:szCs w:val="24"/>
           <w:shd w:val="clear" w:color="auto" w:fill="FFFFFF"/>
         </w:rPr>
-        <w:t>has to</w:t>
+        <w:t>home</w:t>
       </w:r>
       <w:proofErr w:type="gramEnd"/>
       <w:r>
@@ -782,7 +979,30 @@
           <w:szCs w:val="24"/>
           <w:shd w:val="clear" w:color="auto" w:fill="FFFFFF"/>
         </w:rPr>
-        <w:t xml:space="preserve"> explain the same instructions multiple times to various different clients and wishes there was an easier way to accomplish the same goal. The last hours of his day were spent with the manager going over all checks being deposited to ensure there were no errors in amounts entered. On his way </w:t>
+        <w:t xml:space="preserve"> he likes to take a stroll through the park, and then spend the evening tinkering with electronics in his garage.</w:t>
+      </w:r>
+    </w:p>
+    <w:p>
+      <w:pPr>
+        <w:rPr>
+          <w:rFonts w:cs="Helvetica"/>
+          <w:color w:val="000000"/>
+          <w:spacing w:val="5"/>
+          <w:sz w:val="24"/>
+          <w:szCs w:val="24"/>
+          <w:shd w:val="clear" w:color="auto" w:fill="FFFFFF"/>
+        </w:rPr>
+      </w:pPr>
+      <w:r>
+        <w:rPr>
+          <w:rFonts w:cs="Helvetica"/>
+          <w:color w:val="000000"/>
+          <w:spacing w:val="5"/>
+          <w:sz w:val="24"/>
+          <w:szCs w:val="24"/>
+          <w:shd w:val="clear" w:color="auto" w:fill="FFFFFF"/>
+        </w:rPr>
+        <w:t xml:space="preserve">His wife doesn’t </w:t>
       </w:r>
       <w:proofErr w:type="gramStart"/>
       <w:r>
@@ -794,7 +1014,7 @@
           <w:szCs w:val="24"/>
           <w:shd w:val="clear" w:color="auto" w:fill="FFFFFF"/>
         </w:rPr>
-        <w:t>home</w:t>
+        <w:t>work</w:t>
       </w:r>
       <w:proofErr w:type="gramEnd"/>
       <w:r>
@@ -806,11 +1026,10 @@
           <w:szCs w:val="24"/>
           <w:shd w:val="clear" w:color="auto" w:fill="FFFFFF"/>
         </w:rPr>
-        <w:t xml:space="preserve"> he likes to take a stroll through the park, and then spend the evening tinkering with electronics in his garage.</w:t>
-      </w:r>
-    </w:p>
-    <w:p>
-      <w:pPr>
+        <w:t xml:space="preserve"> and he takes home $60,000 yearly. They live modestly in a </w:t>
+      </w:r>
+      <w:proofErr w:type="gramStart"/>
+      <w:r>
         <w:rPr>
           <w:rFonts w:cs="Helvetica"/>
           <w:color w:val="000000"/>
@@ -819,7 +1038,9 @@
           <w:szCs w:val="24"/>
           <w:shd w:val="clear" w:color="auto" w:fill="FFFFFF"/>
         </w:rPr>
-      </w:pPr>
+        <w:t>two storey</w:t>
+      </w:r>
+      <w:proofErr w:type="gramEnd"/>
       <w:r>
         <w:rPr>
           <w:rFonts w:cs="Helvetica"/>
@@ -829,58 +1050,10 @@
           <w:szCs w:val="24"/>
           <w:shd w:val="clear" w:color="auto" w:fill="FFFFFF"/>
         </w:rPr>
-        <w:lastRenderedPageBreak/>
-        <w:t xml:space="preserve">His wife doesn’t </w:t>
-      </w:r>
-      <w:proofErr w:type="gramStart"/>
-      <w:r>
-        <w:rPr>
-          <w:rFonts w:cs="Helvetica"/>
-          <w:color w:val="000000"/>
-          <w:spacing w:val="5"/>
-          <w:sz w:val="24"/>
-          <w:szCs w:val="24"/>
-          <w:shd w:val="clear" w:color="auto" w:fill="FFFFFF"/>
-        </w:rPr>
-        <w:t>work</w:t>
-      </w:r>
-      <w:proofErr w:type="gramEnd"/>
-      <w:r>
-        <w:rPr>
-          <w:rFonts w:cs="Helvetica"/>
-          <w:color w:val="000000"/>
-          <w:spacing w:val="5"/>
-          <w:sz w:val="24"/>
-          <w:szCs w:val="24"/>
-          <w:shd w:val="clear" w:color="auto" w:fill="FFFFFF"/>
-        </w:rPr>
-        <w:t xml:space="preserve"> and he takes home $60,000 yearly. They live modestly in a </w:t>
-      </w:r>
-      <w:proofErr w:type="gramStart"/>
-      <w:r>
-        <w:rPr>
-          <w:rFonts w:cs="Helvetica"/>
-          <w:color w:val="000000"/>
-          <w:spacing w:val="5"/>
-          <w:sz w:val="24"/>
-          <w:szCs w:val="24"/>
-          <w:shd w:val="clear" w:color="auto" w:fill="FFFFFF"/>
-        </w:rPr>
-        <w:t>two storey</w:t>
-      </w:r>
-      <w:proofErr w:type="gramEnd"/>
-      <w:r>
-        <w:rPr>
-          <w:rFonts w:cs="Helvetica"/>
-          <w:color w:val="000000"/>
-          <w:spacing w:val="5"/>
-          <w:sz w:val="24"/>
-          <w:szCs w:val="24"/>
-          <w:shd w:val="clear" w:color="auto" w:fill="FFFFFF"/>
-        </w:rPr>
         <w:t xml:space="preserve"> bungalow without many expenses or anything beyond the necessities. They spend $5,000 a year on vehicle upkeep and $4,000 yearly on food.</w:t>
       </w:r>
     </w:p>
+    <w:p/>
     <w:p/>
     <w:p>
       <w:pPr>
@@ -904,7 +1077,27 @@
           <w:szCs w:val="20"/>
           <w:lang w:val="en-CA" w:eastAsia="zh-CN"/>
         </w:rPr>
-        <w:t>As a developer, I would like to be able to more clearly see links within comment and discussion body, having just a different color to a link doesn't seem to be obvious that the </w:t>
+        <w:t xml:space="preserve">As a developer, I would like to be able to more clearly see links within comment and discussion </w:t>
+      </w:r>
+      <w:r>
+        <w:rPr>
+          <w:rFonts w:ascii="Lucida Sans Unicode" w:hAnsi="Lucida Sans Unicode" w:cs="Lucida Sans Unicode"/>
+          <w:color w:val="000000"/>
+          <w:sz w:val="20"/>
+          <w:szCs w:val="20"/>
+          <w:lang w:val="en-CA" w:eastAsia="zh-CN"/>
+        </w:rPr>
+        <w:t>board</w:t>
+      </w:r>
+      <w:r>
+        <w:rPr>
+          <w:rFonts w:ascii="Lucida Sans Unicode" w:hAnsi="Lucida Sans Unicode" w:cs="Lucida Sans Unicode"/>
+          <w:color w:val="000000"/>
+          <w:sz w:val="20"/>
+          <w:szCs w:val="20"/>
+          <w:lang w:val="en-CA" w:eastAsia="zh-CN"/>
+        </w:rPr>
+        <w:t>, having just a different color to a link doesn't seem to be obvious that the </w:t>
       </w:r>
       <w:hyperlink r:id="rId6" w:tooltip="word" w:history="1">
         <w:r>
@@ -952,7 +1145,47 @@
           <w:szCs w:val="20"/>
           <w:lang w:eastAsia="zh-CN"/>
         </w:rPr>
-        <w:t>As a developer, I would like to see new versions of Vanilla/Garden keeping backward compatibility, so that I don't have to re-test all the plugins and applications every time.</w:t>
+        <w:t xml:space="preserve">As a developer, I would like to see new versions of </w:t>
+      </w:r>
+      <w:r>
+        <w:rPr>
+          <w:rFonts w:ascii="Lucida Sans Unicode" w:eastAsia="Times New Roman" w:hAnsi="Lucida Sans Unicode" w:cs="Lucida Sans Unicode"/>
+          <w:color w:val="000000"/>
+          <w:sz w:val="20"/>
+          <w:szCs w:val="20"/>
+          <w:lang w:eastAsia="zh-CN"/>
+        </w:rPr>
+        <w:t>code with detailed comment from my coworkers</w:t>
+      </w:r>
+      <w:r>
+        <w:rPr>
+          <w:rFonts w:ascii="Lucida Sans Unicode" w:eastAsia="Times New Roman" w:hAnsi="Lucida Sans Unicode" w:cs="Lucida Sans Unicode"/>
+          <w:color w:val="000000"/>
+          <w:sz w:val="20"/>
+          <w:szCs w:val="20"/>
+          <w:lang w:eastAsia="zh-CN"/>
+        </w:rPr>
+        <w:t xml:space="preserve">, so that I don't </w:t>
+      </w:r>
+      <w:r>
+        <w:rPr>
+          <w:rFonts w:ascii="Lucida Sans Unicode" w:eastAsia="Times New Roman" w:hAnsi="Lucida Sans Unicode" w:cs="Lucida Sans Unicode"/>
+          <w:color w:val="000000"/>
+          <w:sz w:val="20"/>
+          <w:szCs w:val="20"/>
+          <w:lang w:eastAsia="zh-CN"/>
+        </w:rPr>
+        <w:t>fell confuse about the version conflict</w:t>
+      </w:r>
+      <w:r>
+        <w:rPr>
+          <w:rFonts w:ascii="Lucida Sans Unicode" w:eastAsia="Times New Roman" w:hAnsi="Lucida Sans Unicode" w:cs="Lucida Sans Unicode"/>
+          <w:color w:val="000000"/>
+          <w:sz w:val="20"/>
+          <w:szCs w:val="20"/>
+          <w:lang w:eastAsia="zh-CN"/>
+        </w:rPr>
+        <w:t>.</w:t>
       </w:r>
     </w:p>
     <w:p>
@@ -978,8 +1211,6 @@
         </w:rPr>
         <w:t>As a developer, I would like to have a testing framework that allows to easily mock objects (without having to mock each one manually), so that I can reduce the amount of manual testing. Even better if said framework also allowed integration testing.</w:t>
       </w:r>
-      <w:bookmarkStart w:id="1" w:name="_GoBack"/>
-      <w:bookmarkEnd w:id="1"/>
     </w:p>
     <w:p/>
     <w:p/>
@@ -987,17 +1218,217 @@
     <w:p/>
     <w:p/>
     <w:p/>
-    <w:p/>
-    <w:p/>
-    <w:p/>
-    <w:p/>
-    <w:p/>
-    <w:p/>
-    <w:p/>
-    <w:p/>
-    <w:p/>
-    <w:p/>
-    <w:p/>
+    <w:p>
+      <w:pPr>
+        <w:rPr>
+          <w:sz w:val="24"/>
+          <w:szCs w:val="24"/>
+        </w:rPr>
+      </w:pPr>
+      <w:r>
+        <w:rPr>
+          <w:b/>
+          <w:sz w:val="24"/>
+          <w:szCs w:val="24"/>
+        </w:rPr>
+        <w:lastRenderedPageBreak/>
+        <w:t>Richmond Avenal (Administrator)</w:t>
+      </w:r>
+    </w:p>
+    <w:p>
+      <w:pPr>
+        <w:rPr>
+          <w:sz w:val="24"/>
+          <w:szCs w:val="24"/>
+        </w:rPr>
+      </w:pPr>
+      <w:r>
+        <w:rPr>
+          <w:sz w:val="24"/>
+          <w:szCs w:val="24"/>
+        </w:rPr>
+        <w:t xml:space="preserve">Forty-one-year-old Richmond lives at home with his girlfriend, Betty, of 9 years and is too afraid to ask the question. He enjoys out-of-the-ordinary things such as his instrument, the Theremin. He and his girlfriend enjoy spending Tuesday evening at the movie theatre watching horror films. Their apartment is filled with action figures and comic books and attend Comicon every year. He also has an anaconda snake named Jill, a reference to a popular in-game saying when a match </w:t>
+      </w:r>
+      <w:proofErr w:type="gramStart"/>
+      <w:r>
+        <w:rPr>
+          <w:sz w:val="24"/>
+          <w:szCs w:val="24"/>
+        </w:rPr>
+        <w:t>ends</w:t>
+      </w:r>
+      <w:proofErr w:type="gramEnd"/>
+      <w:r>
+        <w:rPr>
+          <w:sz w:val="24"/>
+          <w:szCs w:val="24"/>
+        </w:rPr>
+        <w:t xml:space="preserve">. Alongside his passion for comics and action figures, he has a strong love for Japanese, and Japanese subculture such as anime. His favourite anime character is Hatsune </w:t>
+      </w:r>
+      <w:proofErr w:type="spellStart"/>
+      <w:r>
+        <w:rPr>
+          <w:sz w:val="24"/>
+          <w:szCs w:val="24"/>
+        </w:rPr>
+        <w:t>Miku</w:t>
+      </w:r>
+      <w:proofErr w:type="spellEnd"/>
+      <w:r>
+        <w:rPr>
+          <w:sz w:val="24"/>
+          <w:szCs w:val="24"/>
+        </w:rPr>
+        <w:t>.</w:t>
+      </w:r>
+    </w:p>
+    <w:p>
+      <w:pPr>
+        <w:rPr>
+          <w:sz w:val="24"/>
+          <w:szCs w:val="24"/>
+        </w:rPr>
+      </w:pPr>
+      <w:r>
+        <w:rPr>
+          <w:sz w:val="24"/>
+          <w:szCs w:val="24"/>
+        </w:rPr>
+        <w:t>Every morning he wakes up at 7:00 AM to drive his girlfriend to the airport so she can begin her job as a flight attendant. He tends to skip breakfast in favour of brunch and snacking in the office until he gets home to eat dinner. At work he must prepare a morning report for his boss about the status of the network. He then must ensure the integrity of the database, making sure any invalid information that has been sent can be corrected. After which he checks the logs for any attempt at unauthorized access. He spends the rest of his day at work ensuring everything continues smoothly. After his day, he heads home to play with his snake. His girlfriend will typically come home later after being driven home by a co-worker. He tends to not notice her arrival.</w:t>
+      </w:r>
+    </w:p>
+    <w:p>
+      <w:pPr>
+        <w:rPr>
+          <w:rFonts w:cs="Helvetica"/>
+          <w:color w:val="000000"/>
+          <w:spacing w:val="5"/>
+          <w:sz w:val="24"/>
+          <w:szCs w:val="24"/>
+          <w:shd w:val="clear" w:color="auto" w:fill="FFFFFF"/>
+        </w:rPr>
+      </w:pPr>
+      <w:r>
+        <w:rPr>
+          <w:sz w:val="24"/>
+          <w:szCs w:val="24"/>
+        </w:rPr>
+        <w:t xml:space="preserve">Cumulatively, he and his girlfriend take home $120,000; he takes home $80,000 whereas his girlfriend takes home $40,000 per year. His snake costs him about $3000 a year for enclosure maintenance, care, food, and veterinarian expenses. He drives a </w:t>
+      </w:r>
+      <w:r>
+        <w:rPr>
+          <w:rFonts w:cs="Helvetica"/>
+          <w:color w:val="000000"/>
+          <w:spacing w:val="5"/>
+          <w:sz w:val="24"/>
+          <w:szCs w:val="24"/>
+          <w:shd w:val="clear" w:color="auto" w:fill="FFFFFF"/>
+        </w:rPr>
+        <w:t>1968 Ford Mustang Shelby GT500 which requires constant maintenance, repairs, upkeep, and refueling costing him a total of $15,000 yearly.</w:t>
+      </w:r>
+    </w:p>
+    <w:p>
+      <w:pPr>
+        <w:rPr>
+          <w:rFonts w:cs="Helvetica"/>
+          <w:color w:val="000000"/>
+          <w:spacing w:val="5"/>
+          <w:sz w:val="24"/>
+          <w:szCs w:val="24"/>
+          <w:shd w:val="clear" w:color="auto" w:fill="FFFFFF"/>
+        </w:rPr>
+      </w:pPr>
+    </w:p>
+    <w:p>
+      <w:pPr>
+        <w:shd w:val="clear" w:color="auto" w:fill="FFFFFF"/>
+        <w:spacing w:after="0" w:line="240" w:lineRule="auto"/>
+        <w:rPr>
+          <w:rFonts w:ascii="Calibri" w:eastAsia="Times New Roman" w:hAnsi="Calibri" w:cs="Times New Roman"/>
+          <w:color w:val="000000"/>
+          <w:sz w:val="24"/>
+          <w:szCs w:val="24"/>
+          <w:lang w:eastAsia="zh-CN"/>
+        </w:rPr>
+      </w:pPr>
+      <w:r>
+        <w:rPr>
+          <w:rFonts w:ascii="Calibri" w:eastAsia="Times New Roman" w:hAnsi="Calibri" w:cs="Times New Roman"/>
+          <w:color w:val="000000"/>
+          <w:sz w:val="24"/>
+          <w:szCs w:val="24"/>
+          <w:lang w:eastAsia="zh-CN"/>
+        </w:rPr>
+        <w:t>As a database administrator, I want to monitor data space usage live and forecast the future storage space needs, so that I can advise management on long-term storage capacity plans.  </w:t>
+      </w:r>
+    </w:p>
+    <w:p>
+      <w:pPr>
+        <w:shd w:val="clear" w:color="auto" w:fill="FFFFFF"/>
+        <w:spacing w:after="0" w:line="240" w:lineRule="auto"/>
+        <w:rPr>
+          <w:rFonts w:ascii="Calibri" w:eastAsia="Times New Roman" w:hAnsi="Calibri" w:cs="Times New Roman"/>
+          <w:color w:val="000000"/>
+          <w:sz w:val="24"/>
+          <w:szCs w:val="24"/>
+          <w:lang w:eastAsia="zh-CN"/>
+        </w:rPr>
+      </w:pPr>
+    </w:p>
+    <w:p>
+      <w:pPr>
+        <w:rPr>
+          <w:b/>
+          <w:sz w:val="24"/>
+          <w:szCs w:val="24"/>
+        </w:rPr>
+      </w:pPr>
+      <w:r>
+        <w:rPr>
+          <w:rFonts w:ascii="Calibri" w:hAnsi="Calibri"/>
+          <w:color w:val="000000"/>
+          <w:sz w:val="24"/>
+          <w:szCs w:val="24"/>
+          <w:shd w:val="clear" w:color="auto" w:fill="FFFFFF"/>
+        </w:rPr>
+        <w:t xml:space="preserve">As database administrator I want database relationship diagram which shows all the table’s relationships inside the database </w:t>
+      </w:r>
+      <w:proofErr w:type="gramStart"/>
+      <w:r>
+        <w:rPr>
+          <w:rFonts w:ascii="Calibri" w:hAnsi="Calibri"/>
+          <w:color w:val="000000"/>
+          <w:sz w:val="24"/>
+          <w:szCs w:val="24"/>
+          <w:shd w:val="clear" w:color="auto" w:fill="FFFFFF"/>
+        </w:rPr>
+        <w:t>in order to</w:t>
+      </w:r>
+      <w:proofErr w:type="gramEnd"/>
+      <w:r>
+        <w:rPr>
+          <w:rFonts w:ascii="Calibri" w:hAnsi="Calibri"/>
+          <w:color w:val="000000"/>
+          <w:sz w:val="24"/>
+          <w:szCs w:val="24"/>
+          <w:shd w:val="clear" w:color="auto" w:fill="FFFFFF"/>
+        </w:rPr>
+        <w:t xml:space="preserve"> making the necessary queries for reporting purposes.</w:t>
+      </w:r>
+    </w:p>
+    <w:p>
+      <w:pPr>
+        <w:shd w:val="clear" w:color="auto" w:fill="FFFFFF"/>
+        <w:spacing w:after="0" w:line="240" w:lineRule="auto"/>
+        <w:rPr>
+          <w:rFonts w:ascii="Calibri" w:eastAsia="Times New Roman" w:hAnsi="Calibri" w:cs="Times New Roman"/>
+          <w:color w:val="000000"/>
+          <w:sz w:val="24"/>
+          <w:szCs w:val="24"/>
+          <w:lang w:eastAsia="zh-CN"/>
+        </w:rPr>
+      </w:pPr>
+    </w:p>
     <w:p>
       <w:pPr>
         <w:shd w:val="clear" w:color="auto" w:fill="FFFFFF"/>
@@ -1019,30 +1450,7 @@
           <w:szCs w:val="20"/>
           <w:lang w:eastAsia="zh-CN"/>
         </w:rPr>
-        <w:lastRenderedPageBreak/>
-        <w:t xml:space="preserve">As a forum administrator, I would like to be able to more clearly see links within comment and discussion </w:t>
-      </w:r>
-      <w:proofErr w:type="spellStart"/>
-      <w:r>
-        <w:rPr>
-          <w:rFonts w:ascii="Lucida Sans Unicode" w:eastAsia="Times New Roman" w:hAnsi="Lucida Sans Unicode" w:cs="Lucida Sans Unicode"/>
-          <w:color w:val="000000"/>
-          <w:sz w:val="20"/>
-          <w:szCs w:val="20"/>
-          <w:lang w:eastAsia="zh-CN"/>
-        </w:rPr>
-        <w:t>body.having</w:t>
-      </w:r>
-      <w:proofErr w:type="spellEnd"/>
-      <w:r>
-        <w:rPr>
-          <w:rFonts w:ascii="Lucida Sans Unicode" w:eastAsia="Times New Roman" w:hAnsi="Lucida Sans Unicode" w:cs="Lucida Sans Unicode"/>
-          <w:color w:val="000000"/>
-          <w:sz w:val="20"/>
-          <w:szCs w:val="20"/>
-          <w:lang w:eastAsia="zh-CN"/>
-        </w:rPr>
-        <w:t xml:space="preserve"> just a different color to a link doesn't seem to be obvious that the </w:t>
+        <w:t>As a forum administrator, I would like to be able to more clearly see links within comment and discussion body. Having just a different color to a link doesn't seem to be obvious that the </w:t>
       </w:r>
       <w:hyperlink r:id="rId7" w:tooltip="word or phrase" w:history="1">
         <w:r>
@@ -1074,142 +1482,28 @@
     <w:p>
       <w:pPr>
         <w:rPr>
-          <w:sz w:val="24"/>
-          <w:szCs w:val="24"/>
-        </w:rPr>
-      </w:pPr>
-      <w:r>
-        <w:rPr>
-          <w:b/>
-          <w:sz w:val="24"/>
-          <w:szCs w:val="24"/>
-        </w:rPr>
-        <w:t>Richmond Avenal (Administrator)</w:t>
-      </w:r>
-    </w:p>
-    <w:p>
-      <w:pPr>
-        <w:rPr>
-          <w:sz w:val="24"/>
-          <w:szCs w:val="24"/>
-        </w:rPr>
-      </w:pPr>
-      <w:r>
-        <w:rPr>
-          <w:sz w:val="24"/>
-          <w:szCs w:val="24"/>
-        </w:rPr>
-        <w:t xml:space="preserve">Forty-one-year-old Richmond lives at home with his girlfriend, Betty, of 9 years and is too afraid to ask the question. He enjoys out-of-the-ordinary things such as his instrument, the Theremin. He and his girlfriend enjoy spending Tuesday evening at the movie theatre watching horror films. Their apartment is filled with action figures and comic books and attend Comicon every year. He also has an anaconda snake named Jill, a reference to a popular in-game saying when a match </w:t>
-      </w:r>
-      <w:proofErr w:type="gramStart"/>
-      <w:r>
-        <w:rPr>
-          <w:sz w:val="24"/>
-          <w:szCs w:val="24"/>
-        </w:rPr>
-        <w:t>ends</w:t>
-      </w:r>
-      <w:proofErr w:type="gramEnd"/>
-      <w:r>
-        <w:rPr>
-          <w:sz w:val="24"/>
-          <w:szCs w:val="24"/>
-        </w:rPr>
-        <w:t xml:space="preserve">. Alongside his passion for comics and action figures, he has a strong love for Japanese, and Japanese subculture such as anime. His favourite anime character is Hatsune </w:t>
+          <w:rFonts w:eastAsiaTheme="minorEastAsia"/>
+          <w:lang w:eastAsia="zh-CN"/>
+        </w:rPr>
+      </w:pPr>
+      <w:r>
+        <w:lastRenderedPageBreak/>
+        <w:t xml:space="preserve">Ban </w:t>
       </w:r>
       <w:proofErr w:type="spellStart"/>
       <w:r>
-        <w:rPr>
-          <w:sz w:val="24"/>
-          <w:szCs w:val="24"/>
-        </w:rPr>
-        <w:t>Miku</w:t>
+        <w:t>kui</w:t>
       </w:r>
       <w:proofErr w:type="spellEnd"/>
       <w:r>
-        <w:rPr>
-          <w:sz w:val="24"/>
-          <w:szCs w:val="24"/>
-        </w:rPr>
-        <w:t>.</w:t>
-      </w:r>
-    </w:p>
-    <w:p>
-      <w:pPr>
-        <w:rPr>
-          <w:sz w:val="24"/>
-          <w:szCs w:val="24"/>
-        </w:rPr>
-      </w:pPr>
-      <w:r>
-        <w:rPr>
-          <w:sz w:val="24"/>
-          <w:szCs w:val="24"/>
-        </w:rPr>
-        <w:t>Every morning he wakes up at 7:00 AM to drive his girlfriend to the airport so she can begin her job as a flight attendant. He tends to skip breakfast in favour of brunch and snacking in the office until he gets home to eat dinner. At work he must prepare a morning report for his boss about the status of the banks network. He then must ensure the integrity of the database, making sure any lost transaction or any invalid information that has been sent can be corrected. After which he checks the logs for any attempt at unauthorized access. He spends the rest of his day at work ensuring everything continues smoothly. After his day, he heads home to play with his snake. His girlfriend will typically come home later after being driven home by a co-worker. He tends to not notice her arrival.</w:t>
-      </w:r>
-    </w:p>
-    <w:p>
-      <w:pPr>
-        <w:rPr>
-          <w:rFonts w:cs="Helvetica"/>
-          <w:color w:val="000000"/>
-          <w:spacing w:val="5"/>
-          <w:sz w:val="24"/>
-          <w:szCs w:val="24"/>
-          <w:shd w:val="clear" w:color="auto" w:fill="FFFFFF"/>
-        </w:rPr>
-      </w:pPr>
-      <w:r>
-        <w:rPr>
-          <w:sz w:val="24"/>
-          <w:szCs w:val="24"/>
-        </w:rPr>
-        <w:t xml:space="preserve">Cumulatively, he and his girlfriend take home $120,000; he takes home $80,000 whereas his girlfriend takes home $40,000 per year. His snake costs him about $3000 a year for enclosure maintenance, care, food, and veterinarian expenses. He drives a </w:t>
-      </w:r>
-      <w:r>
-        <w:rPr>
-          <w:rFonts w:cs="Helvetica"/>
-          <w:color w:val="000000"/>
-          <w:spacing w:val="5"/>
-          <w:sz w:val="24"/>
-          <w:szCs w:val="24"/>
-          <w:shd w:val="clear" w:color="auto" w:fill="FFFFFF"/>
-        </w:rPr>
-        <w:t>1968 Ford Mustang Shelby GT500 which requires constant maintenance, repairs, upkeep, and refueling costing him a total of $15,000 yearly.</w:t>
-      </w:r>
-    </w:p>
-    <w:p>
-      <w:pPr>
-        <w:rPr>
-          <w:rFonts w:cs="Helvetica"/>
-          <w:color w:val="000000"/>
-          <w:spacing w:val="5"/>
-          <w:sz w:val="24"/>
-          <w:szCs w:val="24"/>
-          <w:shd w:val="clear" w:color="auto" w:fill="FFFFFF"/>
-        </w:rPr>
-      </w:pPr>
-      <w:r>
-        <w:rPr>
-          <w:rFonts w:cs="Helvetica"/>
-          <w:color w:val="000000"/>
-          <w:spacing w:val="5"/>
-          <w:sz w:val="24"/>
-          <w:szCs w:val="24"/>
-          <w:shd w:val="clear" w:color="auto" w:fill="FFFFFF"/>
-        </w:rPr>
-        <w:br w:type="page"/>
-      </w:r>
-    </w:p>
-    <w:p>
-      <w:pPr>
-        <w:rPr>
-          <w:b/>
-        </w:rPr>
-      </w:pPr>
-    </w:p>
-    <w:p/>
+        <w:t xml:space="preserve"> </w:t>
+      </w:r>
+      <w:proofErr w:type="spellStart"/>
+      <w:r>
+        <w:t>kong</w:t>
+      </w:r>
+      <w:proofErr w:type="spellEnd"/>
+    </w:p>
     <w:sectPr>
       <w:pgSz w:w="12240" w:h="15840"/>
       <w:pgMar w:top="1440" w:right="1440" w:bottom="1440" w:left="1440" w:header="720" w:footer="720" w:gutter="0"/>
@@ -1323,7 +1617,7 @@
   <w:docDefaults>
     <w:rPrDefault>
       <w:rPr>
-        <w:rFonts w:asciiTheme="minorHAnsi" w:eastAsiaTheme="minorHAnsi" w:hAnsiTheme="minorHAnsi" w:cstheme="minorBidi"/>
+        <w:rFonts w:asciiTheme="minorHAnsi" w:eastAsia="宋体" w:hAnsiTheme="minorHAnsi" w:cstheme="minorBidi"/>
         <w:sz w:val="22"/>
         <w:szCs w:val="22"/>
         <w:lang w:val="en-US" w:eastAsia="en-US" w:bidi="ar-SA"/>

--- a/Culture Exchange Website.docx
+++ b/Culture Exchange Website.docx
@@ -17,18 +17,17 @@
           <w:sz w:val="56"/>
           <w:szCs w:val="56"/>
         </w:rPr>
-        <w:t>QQQ</w:t>
-      </w:r>
-      <w:bookmarkStart w:id="0" w:name="_GoBack"/>
-      <w:bookmarkEnd w:id="0"/>
-      <w:r>
-        <w:rPr>
-          <w:b/>
+        <w:t>Capstone – COMP3059 Sprint 1</w:t>
+      </w:r>
+    </w:p>
+    <w:p>
+      <w:pPr>
+        <w:jc w:val="center"/>
+        <w:rPr>
           <w:sz w:val="56"/>
           <w:szCs w:val="56"/>
         </w:rPr>
-        <w:t>Capstone – COMP3059 Sprint 1</w:t>
-      </w:r>
+      </w:pPr>
     </w:p>
     <w:p>
       <w:pPr>
@@ -38,30 +37,21 @@
           <w:szCs w:val="56"/>
         </w:rPr>
       </w:pPr>
-    </w:p>
-    <w:p>
-      <w:pPr>
-        <w:jc w:val="center"/>
+      <w:r>
         <w:rPr>
           <w:sz w:val="56"/>
           <w:szCs w:val="56"/>
         </w:rPr>
-      </w:pPr>
-      <w:r>
+        <w:t>Culture Exchange Website</w:t>
+      </w:r>
+    </w:p>
+    <w:p>
+      <w:pPr>
+        <w:jc w:val="center"/>
         <w:rPr>
           <w:sz w:val="56"/>
           <w:szCs w:val="56"/>
         </w:rPr>
-        <w:t>Culture Exchange Website</w:t>
-      </w:r>
-    </w:p>
-    <w:p>
-      <w:pPr>
-        <w:jc w:val="center"/>
-        <w:rPr>
-          <w:sz w:val="56"/>
-          <w:szCs w:val="56"/>
-        </w:rPr>
       </w:pPr>
     </w:p>
     <w:p>
@@ -436,8 +426,8 @@
           <w:szCs w:val="24"/>
         </w:rPr>
       </w:pPr>
-      <w:bookmarkStart w:id="1" w:name="OLE_LINK2"/>
-      <w:bookmarkStart w:id="2" w:name="OLE_LINK3"/>
+      <w:bookmarkStart w:id="0" w:name="OLE_LINK2"/>
+      <w:bookmarkStart w:id="1" w:name="OLE_LINK3"/>
       <w:r>
         <w:rPr>
           <w:b/>
@@ -447,60 +437,60 @@
         <w:t>Scenarios:</w:t>
       </w:r>
     </w:p>
+    <w:bookmarkEnd w:id="0"/>
     <w:bookmarkEnd w:id="1"/>
+    <w:p>
+      <w:pPr>
+        <w:rPr>
+          <w:b/>
+          <w:sz w:val="24"/>
+          <w:szCs w:val="24"/>
+        </w:rPr>
+      </w:pPr>
+      <w:r>
+        <w:rPr>
+          <w:b/>
+          <w:sz w:val="24"/>
+          <w:szCs w:val="24"/>
+        </w:rPr>
+        <w:t>Users:</w:t>
+      </w:r>
+    </w:p>
+    <w:p>
+      <w:pPr>
+        <w:rPr>
+          <w:sz w:val="24"/>
+          <w:szCs w:val="24"/>
+        </w:rPr>
+      </w:pPr>
+      <w:bookmarkStart w:id="2" w:name="OLE_LINK4"/>
+      <w:bookmarkStart w:id="3" w:name="OLE_LINK5"/>
+      <w:r>
+        <w:rPr>
+          <w:sz w:val="24"/>
+          <w:szCs w:val="24"/>
+        </w:rPr>
+        <w:tab/>
+      </w:r>
+      <w:proofErr w:type="gramStart"/>
+      <w:r>
+        <w:rPr>
+          <w:sz w:val="24"/>
+          <w:szCs w:val="24"/>
+        </w:rPr>
+        <w:t>Has the ability to</w:t>
+      </w:r>
+      <w:proofErr w:type="gramEnd"/>
+      <w:r>
+        <w:rPr>
+          <w:sz w:val="24"/>
+          <w:szCs w:val="24"/>
+        </w:rPr>
+        <w:t xml:space="preserve"> log in and access their accounts online. The online personal profile is to provide personal information, the culture or language that they interested in, and their personal event calendar. Can change certain personal information such as address, phone number etc. Want to be able to view other’s comment in culture forum as well as leave theirs. Can launch a social event based on the culture exchange topic such as Festivals, local food tasting and table conversation.   </w:t>
+      </w:r>
+    </w:p>
     <w:bookmarkEnd w:id="2"/>
-    <w:p>
-      <w:pPr>
-        <w:rPr>
-          <w:b/>
-          <w:sz w:val="24"/>
-          <w:szCs w:val="24"/>
-        </w:rPr>
-      </w:pPr>
-      <w:r>
-        <w:rPr>
-          <w:b/>
-          <w:sz w:val="24"/>
-          <w:szCs w:val="24"/>
-        </w:rPr>
-        <w:t>Users:</w:t>
-      </w:r>
-    </w:p>
-    <w:p>
-      <w:pPr>
-        <w:rPr>
-          <w:sz w:val="24"/>
-          <w:szCs w:val="24"/>
-        </w:rPr>
-      </w:pPr>
-      <w:bookmarkStart w:id="3" w:name="OLE_LINK4"/>
-      <w:bookmarkStart w:id="4" w:name="OLE_LINK5"/>
-      <w:r>
-        <w:rPr>
-          <w:sz w:val="24"/>
-          <w:szCs w:val="24"/>
-        </w:rPr>
-        <w:tab/>
-      </w:r>
-      <w:proofErr w:type="gramStart"/>
-      <w:r>
-        <w:rPr>
-          <w:sz w:val="24"/>
-          <w:szCs w:val="24"/>
-        </w:rPr>
-        <w:t>Has the ability to</w:t>
-      </w:r>
-      <w:proofErr w:type="gramEnd"/>
-      <w:r>
-        <w:rPr>
-          <w:sz w:val="24"/>
-          <w:szCs w:val="24"/>
-        </w:rPr>
-        <w:t xml:space="preserve"> log in and access their accounts online. The online personal profile is to provide personal information, the culture or language that they interested in, and their personal event calendar. Can change certain personal information such as address, phone number etc. Want to be able to view other’s comment in culture forum as well as leave theirs. Can launch a social event based on the culture exchange topic such as Festivals, local food tasting and table conversation.   </w:t>
-      </w:r>
-    </w:p>
     <w:bookmarkEnd w:id="3"/>
-    <w:bookmarkEnd w:id="4"/>
     <w:p>
       <w:pPr>
         <w:rPr>
@@ -745,7 +735,7 @@
         </w:rPr>
         <w:t xml:space="preserve">As a user, I </w:t>
       </w:r>
-      <w:bookmarkStart w:id="5" w:name="OLE_LINK1"/>
+      <w:bookmarkStart w:id="4" w:name="OLE_LINK1"/>
       <w:r>
         <w:rPr>
           <w:sz w:val="24"/>
@@ -754,7 +744,7 @@
         </w:rPr>
         <w:t xml:space="preserve">would </w:t>
       </w:r>
-      <w:bookmarkEnd w:id="5"/>
+      <w:bookmarkEnd w:id="4"/>
       <w:r>
         <w:rPr>
           <w:sz w:val="24"/>
@@ -840,6 +830,307 @@
     <w:p>
       <w:pPr>
         <w:rPr>
+          <w:b/>
+          <w:sz w:val="24"/>
+        </w:rPr>
+      </w:pPr>
+      <w:r>
+        <w:rPr>
+          <w:b/>
+          <w:sz w:val="24"/>
+        </w:rPr>
+        <w:lastRenderedPageBreak/>
+        <w:t>Sam Smith</w:t>
+      </w:r>
+      <w:r>
+        <w:rPr>
+          <w:b/>
+          <w:sz w:val="24"/>
+        </w:rPr>
+        <w:t xml:space="preserve"> (User)</w:t>
+      </w:r>
+    </w:p>
+    <w:p>
+      <w:pPr>
+        <w:rPr>
+          <w:b/>
+          <w:sz w:val="24"/>
+        </w:rPr>
+      </w:pPr>
+    </w:p>
+    <w:p>
+      <w:pPr>
+        <w:rPr>
+          <w:sz w:val="24"/>
+        </w:rPr>
+      </w:pPr>
+      <w:r>
+        <w:rPr>
+          <w:sz w:val="24"/>
+        </w:rPr>
+        <w:t>Sam Smith</w:t>
+      </w:r>
+      <w:r>
+        <w:rPr>
+          <w:sz w:val="24"/>
+        </w:rPr>
+        <w:t xml:space="preserve"> is a </w:t>
+      </w:r>
+      <w:proofErr w:type="gramStart"/>
+      <w:r>
+        <w:rPr>
+          <w:sz w:val="24"/>
+        </w:rPr>
+        <w:t>17 year old</w:t>
+      </w:r>
+      <w:proofErr w:type="gramEnd"/>
+      <w:r>
+        <w:rPr>
+          <w:sz w:val="24"/>
+        </w:rPr>
+        <w:t xml:space="preserve"> high school student majoring in geography and minoring in history. His family is from </w:t>
+      </w:r>
+      <w:proofErr w:type="gramStart"/>
+      <w:r>
+        <w:rPr>
+          <w:sz w:val="24"/>
+        </w:rPr>
+        <w:t>Michigan</w:t>
+      </w:r>
+      <w:proofErr w:type="gramEnd"/>
+      <w:r>
+        <w:rPr>
+          <w:sz w:val="24"/>
+        </w:rPr>
+        <w:t xml:space="preserve"> but they moved to Toronto, Ontario due to his father’s work in real estate. Sam has a younger brother who enjoys dance and his mother is a yoga teacher who encourages him to pursue what he loves.</w:t>
+      </w:r>
+    </w:p>
+    <w:p>
+      <w:pPr>
+        <w:rPr>
+          <w:sz w:val="24"/>
+        </w:rPr>
+      </w:pPr>
+      <w:r>
+        <w:rPr>
+          <w:sz w:val="24"/>
+        </w:rPr>
+        <w:t>Sam was recently assigned a project in his history class to research a country’s culture and create a PowerPoint based on the selected country’s heritage, religion, food and fashion. Seeing as Sam is already from a more western part of the world, he decides to do his project on China.</w:t>
+      </w:r>
+    </w:p>
+    <w:p>
+      <w:pPr>
+        <w:rPr>
+          <w:sz w:val="24"/>
+        </w:rPr>
+      </w:pPr>
+      <w:proofErr w:type="gramStart"/>
+      <w:r>
+        <w:rPr>
+          <w:sz w:val="24"/>
+        </w:rPr>
+        <w:t>In order to</w:t>
+      </w:r>
+      <w:proofErr w:type="gramEnd"/>
+      <w:r>
+        <w:rPr>
+          <w:sz w:val="24"/>
+        </w:rPr>
+        <w:t xml:space="preserve"> receive the most accurate information about the country and to avoid any forms of plagiarism, Sam uses </w:t>
+      </w:r>
+      <w:proofErr w:type="spellStart"/>
+      <w:r>
+        <w:rPr>
+          <w:sz w:val="24"/>
+        </w:rPr>
+        <w:t>CultureConnect</w:t>
+      </w:r>
+      <w:proofErr w:type="spellEnd"/>
+      <w:r>
+        <w:rPr>
+          <w:sz w:val="24"/>
+        </w:rPr>
+        <w:t xml:space="preserve"> to learn about gatherings and any festivals around Toronto that both practice and celebrate the Chinese culture. This way he can meet with others and conduct interviews to gather accurate research on a part of the world he has never visited before.</w:t>
+      </w:r>
+    </w:p>
+    <w:p>
+      <w:pPr>
+        <w:rPr>
+          <w:sz w:val="24"/>
+        </w:rPr>
+      </w:pPr>
+    </w:p>
+    <w:p>
+      <w:pPr>
+        <w:rPr>
+          <w:b/>
+          <w:sz w:val="24"/>
+        </w:rPr>
+      </w:pPr>
+      <w:r>
+        <w:rPr>
+          <w:b/>
+          <w:sz w:val="24"/>
+        </w:rPr>
+        <w:t>User Stories</w:t>
+      </w:r>
+    </w:p>
+    <w:p>
+      <w:pPr>
+        <w:rPr>
+          <w:sz w:val="24"/>
+        </w:rPr>
+      </w:pPr>
+      <w:r>
+        <w:rPr>
+          <w:sz w:val="24"/>
+        </w:rPr>
+        <w:t>As a user, I want to have current event information based on the country I have selected.</w:t>
+      </w:r>
+    </w:p>
+    <w:p>
+      <w:pPr>
+        <w:rPr>
+          <w:sz w:val="24"/>
+        </w:rPr>
+      </w:pPr>
+      <w:r>
+        <w:rPr>
+          <w:sz w:val="24"/>
+        </w:rPr>
+        <w:t>As a user, I want to be able to experience a countries heritage first hand.</w:t>
+      </w:r>
+    </w:p>
+    <w:p>
+      <w:pPr>
+        <w:rPr>
+          <w:i/>
+          <w:sz w:val="24"/>
+        </w:rPr>
+      </w:pPr>
+      <w:r>
+        <w:rPr>
+          <w:sz w:val="24"/>
+        </w:rPr>
+        <w:t>As a user, I want to be able to communicate freely with different people from around the world.</w:t>
+      </w:r>
+    </w:p>
+    <w:p>
+      <w:pPr>
+        <w:rPr>
+          <w:sz w:val="24"/>
+          <w:szCs w:val="24"/>
+          <w:lang w:eastAsia="zh-CN"/>
+        </w:rPr>
+      </w:pPr>
+    </w:p>
+    <w:p>
+      <w:pPr>
+        <w:rPr>
+          <w:b/>
+          <w:sz w:val="24"/>
+          <w:szCs w:val="24"/>
+          <w:lang w:eastAsia="zh-CN"/>
+        </w:rPr>
+      </w:pPr>
+      <w:r>
+        <w:rPr>
+          <w:b/>
+          <w:sz w:val="24"/>
+          <w:szCs w:val="24"/>
+        </w:rPr>
+        <w:t>Tung Nguyen</w:t>
+      </w:r>
+      <w:r>
+        <w:rPr>
+          <w:b/>
+          <w:sz w:val="24"/>
+          <w:szCs w:val="24"/>
+        </w:rPr>
+        <w:t xml:space="preserve"> (User)</w:t>
+      </w:r>
+    </w:p>
+    <w:p>
+      <w:pPr>
+        <w:rPr>
+          <w:b/>
+          <w:sz w:val="24"/>
+          <w:szCs w:val="24"/>
+        </w:rPr>
+      </w:pPr>
+      <w:r>
+        <w:rPr>
+          <w:sz w:val="24"/>
+          <w:szCs w:val="24"/>
+        </w:rPr>
+        <w:t xml:space="preserve">Tung Nguyen is a </w:t>
+      </w:r>
+      <w:proofErr w:type="gramStart"/>
+      <w:r>
+        <w:rPr>
+          <w:sz w:val="24"/>
+          <w:szCs w:val="24"/>
+        </w:rPr>
+        <w:t>20 year-old</w:t>
+      </w:r>
+      <w:proofErr w:type="gramEnd"/>
+      <w:r>
+        <w:rPr>
+          <w:sz w:val="24"/>
+          <w:szCs w:val="24"/>
+        </w:rPr>
+        <w:t xml:space="preserve"> international student. He's from Vietnam. He comes to Canada alone and has no relatives or any relationship. He studies business administration at GBC. His study requires lots of communication and understanding about the business environment where he lives includes customer, ethics, manners and etiquette. With a diverse of multiple culture in Canada, he'd like to join culture events and festivals so that he can understand the customer specifically.  Besides, he wants to be a part of the Canadian community and work well with people surrounding. </w:t>
+      </w:r>
+    </w:p>
+    <w:p>
+      <w:pPr>
+        <w:rPr>
+          <w:sz w:val="24"/>
+          <w:szCs w:val="24"/>
+        </w:rPr>
+      </w:pPr>
+      <w:r>
+        <w:rPr>
+          <w:b/>
+          <w:sz w:val="24"/>
+          <w:szCs w:val="24"/>
+        </w:rPr>
+        <w:t>User stories</w:t>
+      </w:r>
+    </w:p>
+    <w:p>
+      <w:pPr>
+        <w:rPr>
+          <w:sz w:val="24"/>
+          <w:szCs w:val="24"/>
+        </w:rPr>
+      </w:pPr>
+      <w:r>
+        <w:rPr>
+          <w:sz w:val="24"/>
+          <w:szCs w:val="24"/>
+        </w:rPr>
+        <w:t>As a user, I want to have tracking event location so that I can locate any events near me.</w:t>
+      </w:r>
+    </w:p>
+    <w:p>
+      <w:pPr>
+        <w:rPr>
+          <w:sz w:val="24"/>
+          <w:szCs w:val="24"/>
+        </w:rPr>
+      </w:pPr>
+      <w:r>
+        <w:rPr>
+          <w:sz w:val="24"/>
+          <w:szCs w:val="24"/>
+        </w:rPr>
+        <w:t>As a user, I want to have a filter feature so that I can choose specific cultures I like.</w:t>
+      </w:r>
+    </w:p>
+    <w:p>
+      <w:pPr>
+        <w:rPr>
           <w:lang w:eastAsia="zh-CN"/>
         </w:rPr>
       </w:pPr>
@@ -1216,7 +1507,10 @@
     <w:p/>
     <w:p/>
     <w:p/>
-    <w:p/>
+    <w:p>
+      <w:bookmarkStart w:id="5" w:name="_GoBack"/>
+      <w:bookmarkEnd w:id="5"/>
+    </w:p>
     <w:p/>
     <w:p>
       <w:pPr>
